--- a/teaching/2026Fall/4504/Project/mpi.docx
+++ b/teaching/2026Fall/4504/Project/mpi.docx
@@ -1,6 +1,6 @@
 
 <file path=word/document.xml><?xml version="1.0" encoding="utf-8"?>
-<w:document xmlns:wpc="http://schemas.microsoft.com/office/word/2010/wordprocessingCanvas" xmlns:cx="http://schemas.microsoft.com/office/drawing/2014/chartex" xmlns:cx1="http://schemas.microsoft.com/office/drawing/2015/9/8/chartex" xmlns:cx2="http://schemas.microsoft.com/office/drawing/2015/10/21/chartex" xmlns:cx3="http://schemas.microsoft.com/office/drawing/2016/5/9/chartex" xmlns:cx4="http://schemas.microsoft.com/office/drawing/2016/5/10/chartex" xmlns:cx5="http://schemas.microsoft.com/office/drawing/2016/5/11/chartex" xmlns:cx6="http://schemas.microsoft.com/office/drawing/2016/5/12/chartex" xmlns:cx7="http://schemas.microsoft.com/office/drawing/2016/5/13/chartex" xmlns:cx8="http://schemas.microsoft.com/office/drawing/2016/5/14/chartex" xmlns:mc="http://schemas.openxmlformats.org/markup-compatibility/2006" xmlns:aink="http://schemas.microsoft.com/office/drawing/2016/ink" xmlns:am3d="http://schemas.microsoft.com/office/drawing/2017/model3d" xmlns:o="urn:schemas-microsoft-com:office:office" xmlns:oel="http://schemas.microsoft.com/office/2019/extlst" xmlns:r="http://schemas.openxmlformats.org/officeDocument/2006/relationships" xmlns:m="http://schemas.openxmlformats.org/officeDocument/2006/math" xmlns:v="urn:schemas-microsoft-com:vml" xmlns:wp14="http://schemas.microsoft.com/office/word/2010/wordprocessingDrawing" xmlns:wp="http://schemas.openxmlformats.org/drawingml/2006/wordprocessingDrawing" xmlns:w10="urn:schemas-microsoft-com:office:word" xmlns:w="http://schemas.openxmlformats.org/wordprocessingml/2006/main" xmlns:w14="http://schemas.microsoft.com/office/word/2010/wordml" xmlns:w15="http://schemas.microsoft.com/office/word/2012/wordml" xmlns:w16cex="http://schemas.microsoft.com/office/word/2018/wordml/cex" xmlns:w16cid="http://schemas.microsoft.com/office/word/2016/wordml/cid" xmlns:w16="http://schemas.microsoft.com/office/word/2018/wordml" xmlns:w16du="http://schemas.microsoft.com/office/word/2023/wordml/word16du" xmlns:w16sdtdh="http://schemas.microsoft.com/office/word/2020/wordml/sdtdatahash" xmlns:w16se="http://schemas.microsoft.com/office/word/2015/wordml/symex" xmlns:wpg="http://schemas.microsoft.com/office/word/2010/wordprocessingGroup" xmlns:wpi="http://schemas.microsoft.com/office/word/2010/wordprocessingInk" xmlns:wne="http://schemas.microsoft.com/office/word/2006/wordml" xmlns:wps="http://schemas.microsoft.com/office/word/2010/wordprocessingShape" mc:Ignorable="w14 w15 w16se w16cid w16 w16cex w16sdtdh w16du wp14">
+<w:document xmlns:wpc="http://schemas.microsoft.com/office/word/2010/wordprocessingCanvas" xmlns:cx="http://schemas.microsoft.com/office/drawing/2014/chartex" xmlns:cx1="http://schemas.microsoft.com/office/drawing/2015/9/8/chartex" xmlns:cx2="http://schemas.microsoft.com/office/drawing/2015/10/21/chartex" xmlns:cx3="http://schemas.microsoft.com/office/drawing/2016/5/9/chartex" xmlns:cx4="http://schemas.microsoft.com/office/drawing/2016/5/10/chartex" xmlns:cx5="http://schemas.microsoft.com/office/drawing/2016/5/11/chartex" xmlns:cx6="http://schemas.microsoft.com/office/drawing/2016/5/12/chartex" xmlns:cx7="http://schemas.microsoft.com/office/drawing/2016/5/13/chartex" xmlns:cx8="http://schemas.microsoft.com/office/drawing/2016/5/14/chartex" xmlns:mc="http://schemas.openxmlformats.org/markup-compatibility/2006" xmlns:m="http://schemas.openxmlformats.org/officeDocument/2006/math" xmlns:aink="http://schemas.microsoft.com/office/drawing/2016/ink" xmlns:am3d="http://schemas.microsoft.com/office/drawing/2017/model3d" xmlns:oel="http://schemas.microsoft.com/office/2019/extlst" xmlns:r="http://schemas.openxmlformats.org/officeDocument/2006/relationships" xmlns:wp14="http://schemas.microsoft.com/office/word/2010/wordprocessingDrawing" xmlns:wp="http://schemas.openxmlformats.org/drawingml/2006/wordprocessingDrawing" xmlns:wpg="http://schemas.microsoft.com/office/word/2010/wordprocessingGroup" xmlns:wpi="http://schemas.microsoft.com/office/word/2010/wordprocessingInk" xmlns:wps="http://schemas.microsoft.com/office/word/2010/wordprocessingShape" xmlns:o="urn:schemas-microsoft-com:office:office" xmlns:v="urn:schemas-microsoft-com:vml" xmlns:w10="urn:schemas-microsoft-com:office:word" xmlns:w="http://schemas.openxmlformats.org/wordprocessingml/2006/main" xmlns:w14="http://schemas.microsoft.com/office/word/2010/wordml" xmlns:w15="http://schemas.microsoft.com/office/word/2012/wordml" xmlns:w16cex="http://schemas.microsoft.com/office/word/2018/wordml/cex" xmlns:w16cid="http://schemas.microsoft.com/office/word/2016/wordml/cid" xmlns:w16="http://schemas.microsoft.com/office/word/2018/wordml" xmlns:w16sdtdh="http://schemas.microsoft.com/office/word/2020/wordml/sdtdatahash" xmlns:w16sdtfl="http://schemas.microsoft.com/office/word/2024/wordml/sdtformatlock" xmlns:w16se="http://schemas.microsoft.com/office/word/2015/wordml/symex" xmlns:w16du="http://schemas.microsoft.com/office/word/2023/wordml/word16du" xmlns:wne="http://schemas.microsoft.com/office/word/2006/wordml" mc:Ignorable="w14 w15 w16se w16cid w16 w16cex w16sdtdh w16sdtfl w16du wp14">
   <w:body>
     <w:p>
       <w:pPr>
@@ -372,6 +372,56 @@
     </w:p>
     <w:p/>
     <w:p/>
+    <w:p>
+      <w:pPr>
+        <w:jc w:val="both"/>
+        <w:rPr>
+          <w:rFonts w:asciiTheme="minorHAnsi" w:hAnsiTheme="minorHAnsi" w:cstheme="minorHAnsi"/>
+        </w:rPr>
+      </w:pPr>
+    </w:p>
+    <w:p>
+      <w:pPr>
+        <w:jc w:val="both"/>
+        <w:rPr>
+          <w:rFonts w:asciiTheme="minorHAnsi" w:hAnsiTheme="minorHAnsi" w:cstheme="minorHAnsi"/>
+          <w:b/>
+          <w:bCs/>
+          <w:sz w:val="32"/>
+          <w:szCs w:val="32"/>
+        </w:rPr>
+      </w:pPr>
+      <w:r>
+        <w:rPr>
+          <w:rFonts w:asciiTheme="minorHAnsi" w:hAnsiTheme="minorHAnsi" w:cstheme="minorHAnsi"/>
+          <w:b/>
+          <w:bCs/>
+          <w:sz w:val="32"/>
+          <w:szCs w:val="32"/>
+        </w:rPr>
+        <w:t>Part A (50 points):</w:t>
+      </w:r>
+      <w:r>
+        <w:rPr>
+          <w:rFonts w:asciiTheme="minorHAnsi" w:hAnsiTheme="minorHAnsi" w:cstheme="minorHAnsi"/>
+          <w:b/>
+          <w:bCs/>
+          <w:sz w:val="32"/>
+          <w:szCs w:val="32"/>
+        </w:rPr>
+        <w:t xml:space="preserve"> </w:t>
+      </w:r>
+      <w:r>
+        <w:rPr>
+          <w:rFonts w:asciiTheme="minorHAnsi" w:hAnsiTheme="minorHAnsi" w:cstheme="minorHAnsi"/>
+          <w:b/>
+          <w:bCs/>
+          <w:sz w:val="32"/>
+          <w:szCs w:val="32"/>
+        </w:rPr>
+        <w:t>Point-to-point communication</w:t>
+      </w:r>
+    </w:p>
     <w:p>
       <w:pPr>
         <w:jc w:val="both"/>
@@ -761,6 +811,7 @@
         <w:rPr>
           <w:rFonts w:asciiTheme="minorHAnsi" w:hAnsiTheme="minorHAnsi" w:cstheme="minorHAnsi"/>
         </w:rPr>
+        <w:lastRenderedPageBreak/>
         <w:t>Where each rectangle has width ∆x and height F(x</w:t>
       </w:r>
       <w:r>
@@ -798,7 +849,6 @@
         <w:rPr>
           <w:rFonts w:asciiTheme="minorHAnsi" w:hAnsiTheme="minorHAnsi" w:cstheme="minorHAnsi"/>
         </w:rPr>
-        <w:lastRenderedPageBreak/>
         <w:t xml:space="preserve">The following </w:t>
       </w:r>
       <w:r>
@@ -961,7 +1011,27 @@
           <w:sz w:val="16"/>
           <w:szCs w:val="16"/>
         </w:rPr>
-        <w:t>#include &lt;stdio.h&gt;</w:t>
+        <w:t>#include &lt;</w:t>
+      </w:r>
+      <w:proofErr w:type="spellStart"/>
+      <w:r>
+        <w:rPr>
+          <w:rFonts w:ascii="Courier New" w:hAnsi="Courier New" w:cs="Courier New"/>
+          <w:color w:val="888888"/>
+          <w:sz w:val="16"/>
+          <w:szCs w:val="16"/>
+        </w:rPr>
+        <w:t>stdio.h</w:t>
+      </w:r>
+      <w:proofErr w:type="spellEnd"/>
+      <w:r>
+        <w:rPr>
+          <w:rFonts w:ascii="Courier New" w:hAnsi="Courier New" w:cs="Courier New"/>
+          <w:color w:val="888888"/>
+          <w:sz w:val="16"/>
+          <w:szCs w:val="16"/>
+        </w:rPr>
+        <w:t>&gt;</w:t>
       </w:r>
     </w:p>
     <w:p>
@@ -1000,7 +1070,27 @@
           <w:sz w:val="16"/>
           <w:szCs w:val="16"/>
         </w:rPr>
-        <w:t>#include &lt;stdlib.h&gt;</w:t>
+        <w:t>#include &lt;</w:t>
+      </w:r>
+      <w:proofErr w:type="spellStart"/>
+      <w:r>
+        <w:rPr>
+          <w:rFonts w:ascii="Courier New" w:hAnsi="Courier New" w:cs="Courier New"/>
+          <w:color w:val="888888"/>
+          <w:sz w:val="16"/>
+          <w:szCs w:val="16"/>
+        </w:rPr>
+        <w:t>stdlib.h</w:t>
+      </w:r>
+      <w:proofErr w:type="spellEnd"/>
+      <w:r>
+        <w:rPr>
+          <w:rFonts w:ascii="Courier New" w:hAnsi="Courier New" w:cs="Courier New"/>
+          <w:color w:val="888888"/>
+          <w:sz w:val="16"/>
+          <w:szCs w:val="16"/>
+        </w:rPr>
+        <w:t>&gt;</w:t>
       </w:r>
     </w:p>
     <w:p>
@@ -1039,7 +1129,27 @@
           <w:sz w:val="16"/>
           <w:szCs w:val="16"/>
         </w:rPr>
-        <w:t>#include &lt;time.h&gt;</w:t>
+        <w:t>#include &lt;</w:t>
+      </w:r>
+      <w:proofErr w:type="spellStart"/>
+      <w:r>
+        <w:rPr>
+          <w:rFonts w:ascii="Courier New" w:hAnsi="Courier New" w:cs="Courier New"/>
+          <w:color w:val="888888"/>
+          <w:sz w:val="16"/>
+          <w:szCs w:val="16"/>
+        </w:rPr>
+        <w:t>time.h</w:t>
+      </w:r>
+      <w:proofErr w:type="spellEnd"/>
+      <w:r>
+        <w:rPr>
+          <w:rFonts w:ascii="Courier New" w:hAnsi="Courier New" w:cs="Courier New"/>
+          <w:color w:val="888888"/>
+          <w:sz w:val="16"/>
+          <w:szCs w:val="16"/>
+        </w:rPr>
+        <w:t>&gt;</w:t>
       </w:r>
     </w:p>
     <w:p>
@@ -1329,7 +1439,27 @@
           <w:sz w:val="16"/>
           <w:szCs w:val="16"/>
         </w:rPr>
-        <w:t xml:space="preserve">        struct timespec start, end;</w:t>
+        <w:t xml:space="preserve">        struct </w:t>
+      </w:r>
+      <w:proofErr w:type="spellStart"/>
+      <w:r>
+        <w:rPr>
+          <w:rFonts w:ascii="Courier New" w:hAnsi="Courier New" w:cs="Courier New"/>
+          <w:color w:val="333333"/>
+          <w:sz w:val="16"/>
+          <w:szCs w:val="16"/>
+        </w:rPr>
+        <w:t>timespec</w:t>
+      </w:r>
+      <w:proofErr w:type="spellEnd"/>
+      <w:r>
+        <w:rPr>
+          <w:rFonts w:ascii="Courier New" w:hAnsi="Courier New" w:cs="Courier New"/>
+          <w:color w:val="333333"/>
+          <w:sz w:val="16"/>
+          <w:szCs w:val="16"/>
+        </w:rPr>
+        <w:t xml:space="preserve"> start, end;</w:t>
       </w:r>
     </w:p>
     <w:p>
@@ -1398,7 +1528,27 @@
           <w:sz w:val="16"/>
           <w:szCs w:val="16"/>
         </w:rPr>
-        <w:t xml:space="preserve">        clock_gettime(CLOCK_MONOTONIC, &amp;start);</w:t>
+        <w:t xml:space="preserve">        </w:t>
+      </w:r>
+      <w:proofErr w:type="spellStart"/>
+      <w:r>
+        <w:rPr>
+          <w:rFonts w:ascii="Courier New" w:hAnsi="Courier New" w:cs="Courier New"/>
+          <w:color w:val="333333"/>
+          <w:sz w:val="16"/>
+          <w:szCs w:val="16"/>
+        </w:rPr>
+        <w:t>clock_gettime</w:t>
+      </w:r>
+      <w:proofErr w:type="spellEnd"/>
+      <w:r>
+        <w:rPr>
+          <w:rFonts w:ascii="Courier New" w:hAnsi="Courier New" w:cs="Courier New"/>
+          <w:color w:val="333333"/>
+          <w:sz w:val="16"/>
+          <w:szCs w:val="16"/>
+        </w:rPr>
+        <w:t>(CLOCK_MONOTONIC, &amp;start);</w:t>
       </w:r>
     </w:p>
     <w:p>
@@ -1896,7 +2046,27 @@
           <w:sz w:val="16"/>
           <w:szCs w:val="16"/>
         </w:rPr>
-        <w:t xml:space="preserve">        clock_gettime(CLOCK_MONOTONIC, &amp;end);</w:t>
+        <w:t xml:space="preserve">        </w:t>
+      </w:r>
+      <w:proofErr w:type="spellStart"/>
+      <w:r>
+        <w:rPr>
+          <w:rFonts w:ascii="Courier New" w:hAnsi="Courier New" w:cs="Courier New"/>
+          <w:color w:val="333333"/>
+          <w:sz w:val="16"/>
+          <w:szCs w:val="16"/>
+        </w:rPr>
+        <w:t>clock_gettime</w:t>
+      </w:r>
+      <w:proofErr w:type="spellEnd"/>
+      <w:r>
+        <w:rPr>
+          <w:rFonts w:ascii="Courier New" w:hAnsi="Courier New" w:cs="Courier New"/>
+          <w:color w:val="333333"/>
+          <w:sz w:val="16"/>
+          <w:szCs w:val="16"/>
+        </w:rPr>
+        <w:t>(CLOCK_MONOTONIC, &amp;end);</w:t>
       </w:r>
     </w:p>
     <w:p>
@@ -1955,7 +2125,87 @@
           <w:sz w:val="16"/>
           <w:szCs w:val="16"/>
         </w:rPr>
-        <w:t xml:space="preserve"> * (end.tv_sec - start.tv_sec) + end.tv_nsec - start.tv_nsec;</w:t>
+        <w:t xml:space="preserve"> * (</w:t>
+      </w:r>
+      <w:proofErr w:type="spellStart"/>
+      <w:r>
+        <w:rPr>
+          <w:rFonts w:ascii="Courier New" w:hAnsi="Courier New" w:cs="Courier New"/>
+          <w:color w:val="333333"/>
+          <w:sz w:val="16"/>
+          <w:szCs w:val="16"/>
+        </w:rPr>
+        <w:t>end.tv_sec</w:t>
+      </w:r>
+      <w:proofErr w:type="spellEnd"/>
+      <w:r>
+        <w:rPr>
+          <w:rFonts w:ascii="Courier New" w:hAnsi="Courier New" w:cs="Courier New"/>
+          <w:color w:val="333333"/>
+          <w:sz w:val="16"/>
+          <w:szCs w:val="16"/>
+        </w:rPr>
+        <w:t xml:space="preserve"> - </w:t>
+      </w:r>
+      <w:proofErr w:type="spellStart"/>
+      <w:r>
+        <w:rPr>
+          <w:rFonts w:ascii="Courier New" w:hAnsi="Courier New" w:cs="Courier New"/>
+          <w:color w:val="333333"/>
+          <w:sz w:val="16"/>
+          <w:szCs w:val="16"/>
+        </w:rPr>
+        <w:t>start.tv_sec</w:t>
+      </w:r>
+      <w:proofErr w:type="spellEnd"/>
+      <w:r>
+        <w:rPr>
+          <w:rFonts w:ascii="Courier New" w:hAnsi="Courier New" w:cs="Courier New"/>
+          <w:color w:val="333333"/>
+          <w:sz w:val="16"/>
+          <w:szCs w:val="16"/>
+        </w:rPr>
+        <w:t xml:space="preserve">) + </w:t>
+      </w:r>
+      <w:proofErr w:type="spellStart"/>
+      <w:r>
+        <w:rPr>
+          <w:rFonts w:ascii="Courier New" w:hAnsi="Courier New" w:cs="Courier New"/>
+          <w:color w:val="333333"/>
+          <w:sz w:val="16"/>
+          <w:szCs w:val="16"/>
+        </w:rPr>
+        <w:t>end.tv_nsec</w:t>
+      </w:r>
+      <w:proofErr w:type="spellEnd"/>
+      <w:r>
+        <w:rPr>
+          <w:rFonts w:ascii="Courier New" w:hAnsi="Courier New" w:cs="Courier New"/>
+          <w:color w:val="333333"/>
+          <w:sz w:val="16"/>
+          <w:szCs w:val="16"/>
+        </w:rPr>
+        <w:t xml:space="preserve"> - </w:t>
+      </w:r>
+      <w:proofErr w:type="spellStart"/>
+      <w:r>
+        <w:rPr>
+          <w:rFonts w:ascii="Courier New" w:hAnsi="Courier New" w:cs="Courier New"/>
+          <w:color w:val="333333"/>
+          <w:sz w:val="16"/>
+          <w:szCs w:val="16"/>
+        </w:rPr>
+        <w:t>start.tv_nsec</w:t>
+      </w:r>
+      <w:proofErr w:type="spellEnd"/>
+      <w:r>
+        <w:rPr>
+          <w:rFonts w:ascii="Courier New" w:hAnsi="Courier New" w:cs="Courier New"/>
+          <w:color w:val="333333"/>
+          <w:sz w:val="16"/>
+          <w:szCs w:val="16"/>
+        </w:rPr>
+        <w:t>;</w:t>
       </w:r>
     </w:p>
     <w:p>
@@ -2024,7 +2274,27 @@
           <w:sz w:val="16"/>
           <w:szCs w:val="16"/>
         </w:rPr>
-        <w:t xml:space="preserve">        printf(</w:t>
+        <w:t xml:space="preserve">        </w:t>
+      </w:r>
+      <w:proofErr w:type="spellStart"/>
+      <w:r>
+        <w:rPr>
+          <w:rFonts w:ascii="Courier New" w:hAnsi="Courier New" w:cs="Courier New"/>
+          <w:color w:val="333333"/>
+          <w:sz w:val="16"/>
+          <w:szCs w:val="16"/>
+        </w:rPr>
+        <w:t>printf</w:t>
+      </w:r>
+      <w:proofErr w:type="spellEnd"/>
+      <w:r>
+        <w:rPr>
+          <w:rFonts w:ascii="Courier New" w:hAnsi="Courier New" w:cs="Courier New"/>
+          <w:color w:val="333333"/>
+          <w:sz w:val="16"/>
+          <w:szCs w:val="16"/>
+        </w:rPr>
+        <w:t>(</w:t>
       </w:r>
       <w:r>
         <w:rPr>
@@ -2056,16 +2326,29 @@
           <w:szCs w:val="16"/>
           <w:shd w:val="clear" w:color="auto" w:fill="FFF0F0"/>
         </w:rPr>
-        <w:t>\n</w:t>
-      </w:r>
-      <w:r>
-        <w:rPr>
-          <w:rFonts w:ascii="Courier New" w:hAnsi="Courier New" w:cs="Courier New"/>
-          <w:color w:val="333333"/>
+        <w:t>\</w:t>
+      </w:r>
+      <w:proofErr w:type="spellStart"/>
+      <w:r>
+        <w:rPr>
+          <w:rFonts w:ascii="Courier New" w:hAnsi="Courier New" w:cs="Courier New"/>
+          <w:b/>
+          <w:bCs/>
+          <w:color w:val="666666"/>
           <w:sz w:val="16"/>
           <w:szCs w:val="16"/>
           <w:shd w:val="clear" w:color="auto" w:fill="FFF0F0"/>
         </w:rPr>
+        <w:t>n</w:t>
+      </w:r>
+      <w:r>
+        <w:rPr>
+          <w:rFonts w:ascii="Courier New" w:hAnsi="Courier New" w:cs="Courier New"/>
+          <w:color w:val="333333"/>
+          <w:sz w:val="16"/>
+          <w:szCs w:val="16"/>
+          <w:shd w:val="clear" w:color="auto" w:fill="FFF0F0"/>
+        </w:rPr>
         <w:t>"</w:t>
       </w:r>
       <w:r>
@@ -2075,7 +2358,17 @@
           <w:sz w:val="16"/>
           <w:szCs w:val="16"/>
         </w:rPr>
-        <w:t>,pi);</w:t>
+        <w:t>,pi</w:t>
+      </w:r>
+      <w:proofErr w:type="spellEnd"/>
+      <w:r>
+        <w:rPr>
+          <w:rFonts w:ascii="Courier New" w:hAnsi="Courier New" w:cs="Courier New"/>
+          <w:color w:val="333333"/>
+          <w:sz w:val="16"/>
+          <w:szCs w:val="16"/>
+        </w:rPr>
+        <w:t>);</w:t>
       </w:r>
     </w:p>
     <w:p>
@@ -2114,7 +2407,27 @@
           <w:sz w:val="16"/>
           <w:szCs w:val="16"/>
         </w:rPr>
-        <w:t xml:space="preserve">        printf(</w:t>
+        <w:t xml:space="preserve">        </w:t>
+      </w:r>
+      <w:proofErr w:type="spellStart"/>
+      <w:r>
+        <w:rPr>
+          <w:rFonts w:ascii="Courier New" w:hAnsi="Courier New" w:cs="Courier New"/>
+          <w:color w:val="333333"/>
+          <w:sz w:val="16"/>
+          <w:szCs w:val="16"/>
+        </w:rPr>
+        <w:t>printf</w:t>
+      </w:r>
+      <w:proofErr w:type="spellEnd"/>
+      <w:r>
+        <w:rPr>
+          <w:rFonts w:ascii="Courier New" w:hAnsi="Courier New" w:cs="Courier New"/>
+          <w:color w:val="333333"/>
+          <w:sz w:val="16"/>
+          <w:szCs w:val="16"/>
+        </w:rPr>
+        <w:t>(</w:t>
       </w:r>
       <w:r>
         <w:rPr>
@@ -2124,7 +2437,29 @@
           <w:szCs w:val="16"/>
           <w:shd w:val="clear" w:color="auto" w:fill="FFF0F0"/>
         </w:rPr>
-        <w:t>"elapsed time = %llu nanoseconds</w:t>
+        <w:t>"elapsed time = %</w:t>
+      </w:r>
+      <w:proofErr w:type="spellStart"/>
+      <w:r>
+        <w:rPr>
+          <w:rFonts w:ascii="Courier New" w:hAnsi="Courier New" w:cs="Courier New"/>
+          <w:color w:val="333333"/>
+          <w:sz w:val="16"/>
+          <w:szCs w:val="16"/>
+          <w:shd w:val="clear" w:color="auto" w:fill="FFF0F0"/>
+        </w:rPr>
+        <w:t>llu</w:t>
+      </w:r>
+      <w:proofErr w:type="spellEnd"/>
+      <w:r>
+        <w:rPr>
+          <w:rFonts w:ascii="Courier New" w:hAnsi="Courier New" w:cs="Courier New"/>
+          <w:color w:val="333333"/>
+          <w:sz w:val="16"/>
+          <w:szCs w:val="16"/>
+          <w:shd w:val="clear" w:color="auto" w:fill="FFF0F0"/>
+        </w:rPr>
+        <w:t xml:space="preserve"> nanoseconds</w:t>
       </w:r>
       <w:r>
         <w:rPr>
@@ -2175,6 +2510,7 @@
         </w:rPr>
         <w:t xml:space="preserve"> </w:t>
       </w:r>
+      <w:proofErr w:type="spellStart"/>
       <w:r>
         <w:rPr>
           <w:rFonts w:ascii="Courier New" w:hAnsi="Courier New" w:cs="Courier New"/>
@@ -2184,6 +2520,7 @@
         </w:rPr>
         <w:t>long</w:t>
       </w:r>
+      <w:proofErr w:type="spellEnd"/>
       <w:r>
         <w:rPr>
           <w:rFonts w:ascii="Courier New" w:hAnsi="Courier New" w:cs="Courier New"/>
@@ -2419,6 +2756,73 @@
         </w:rPr>
         <w:t xml:space="preserve"> based on this sequential solution. </w:t>
       </w:r>
+      <w:r>
+        <w:rPr>
+          <w:rFonts w:cstheme="minorHAnsi"/>
+        </w:rPr>
+        <w:t xml:space="preserve">Implement the parallel π calculation using </w:t>
+      </w:r>
+      <w:proofErr w:type="spellStart"/>
+      <w:r>
+        <w:rPr>
+          <w:rFonts w:cstheme="minorHAnsi"/>
+          <w:color w:val="EE0000"/>
+        </w:rPr>
+        <w:t>MPI_Send</w:t>
+      </w:r>
+      <w:proofErr w:type="spellEnd"/>
+      <w:r>
+        <w:rPr>
+          <w:rFonts w:cstheme="minorHAnsi"/>
+          <w:color w:val="EE0000"/>
+        </w:rPr>
+        <w:t xml:space="preserve"> </w:t>
+      </w:r>
+      <w:r>
+        <w:rPr>
+          <w:rFonts w:cstheme="minorHAnsi"/>
+        </w:rPr>
+        <w:t xml:space="preserve">and </w:t>
+      </w:r>
+      <w:proofErr w:type="spellStart"/>
+      <w:r>
+        <w:rPr>
+          <w:rFonts w:cstheme="minorHAnsi"/>
+          <w:color w:val="EE0000"/>
+        </w:rPr>
+        <w:t>MPI_Recv</w:t>
+      </w:r>
+      <w:proofErr w:type="spellEnd"/>
+      <w:r>
+        <w:t xml:space="preserve"> </w:t>
+      </w:r>
+      <w:r>
+        <w:t xml:space="preserve">for </w:t>
+      </w:r>
+      <w:r>
+        <w:rPr>
+          <w:rFonts w:cstheme="minorHAnsi"/>
+        </w:rPr>
+        <w:t>Point-to-point communication</w:t>
+      </w:r>
+      <w:r>
+        <w:rPr>
+          <w:rFonts w:cstheme="minorHAnsi"/>
+        </w:rPr>
+        <w:t>.</w:t>
+      </w:r>
+      <w:r>
+        <w:rPr>
+          <w:rFonts w:cstheme="minorHAnsi"/>
+        </w:rPr>
+        <w:t xml:space="preserve"> Do not use MPI collective operations in Part A.</w:t>
+      </w:r>
+      <w:r>
+        <w:rPr>
+          <w:rFonts w:cstheme="minorHAnsi"/>
+        </w:rPr>
+        <w:t xml:space="preserve"> </w:t>
+      </w:r>
     </w:p>
     <w:p>
       <w:pPr>
@@ -2480,20 +2884,30 @@
         </w:rPr>
         <w:t xml:space="preserve">$ </w:t>
       </w:r>
+      <w:proofErr w:type="spellStart"/>
       <w:r>
         <w:rPr>
           <w:rFonts w:asciiTheme="minorHAnsi" w:hAnsiTheme="minorHAnsi" w:cstheme="minorHAnsi"/>
           <w:color w:val="4472C4" w:themeColor="accent1"/>
         </w:rPr>
-        <w:t>mpicc -g</w:t>
-      </w:r>
+        <w:t>mpicc</w:t>
+      </w:r>
+      <w:proofErr w:type="spellEnd"/>
       <w:r>
         <w:rPr>
           <w:rFonts w:asciiTheme="minorHAnsi" w:hAnsiTheme="minorHAnsi" w:cstheme="minorHAnsi"/>
           <w:color w:val="4472C4" w:themeColor="accent1"/>
         </w:rPr>
+        <w:t xml:space="preserve"> -g</w:t>
+      </w:r>
+      <w:r>
+        <w:rPr>
+          <w:rFonts w:asciiTheme="minorHAnsi" w:hAnsiTheme="minorHAnsi" w:cstheme="minorHAnsi"/>
+          <w:color w:val="4472C4" w:themeColor="accent1"/>
+        </w:rPr>
         <w:t xml:space="preserve"> </w:t>
       </w:r>
+      <w:proofErr w:type="spellStart"/>
       <w:r>
         <w:rPr>
           <w:rFonts w:asciiTheme="minorHAnsi" w:hAnsiTheme="minorHAnsi" w:cstheme="minorHAnsi"/>
@@ -2506,13 +2920,22 @@
           <w:rFonts w:asciiTheme="minorHAnsi" w:hAnsiTheme="minorHAnsi" w:cstheme="minorHAnsi"/>
           <w:color w:val="4472C4" w:themeColor="accent1"/>
         </w:rPr>
-        <w:t xml:space="preserve">.c -o </w:t>
-      </w:r>
+        <w:t>.c</w:t>
+      </w:r>
+      <w:proofErr w:type="spellEnd"/>
       <w:r>
         <w:rPr>
           <w:rFonts w:asciiTheme="minorHAnsi" w:hAnsiTheme="minorHAnsi" w:cstheme="minorHAnsi"/>
           <w:color w:val="4472C4" w:themeColor="accent1"/>
         </w:rPr>
+        <w:t xml:space="preserve"> -o </w:t>
+      </w:r>
+      <w:proofErr w:type="spellStart"/>
+      <w:r>
+        <w:rPr>
+          <w:rFonts w:asciiTheme="minorHAnsi" w:hAnsiTheme="minorHAnsi" w:cstheme="minorHAnsi"/>
+          <w:color w:val="4472C4" w:themeColor="accent1"/>
+        </w:rPr>
         <w:t>file</w:t>
       </w:r>
       <w:r>
@@ -2522,6 +2945,7 @@
         </w:rPr>
         <w:t>.o</w:t>
       </w:r>
+      <w:proofErr w:type="spellEnd"/>
     </w:p>
     <w:bookmarkEnd w:id="0"/>
     <w:bookmarkEnd w:id="1"/>
@@ -2611,6 +3035,7 @@
         <w:rPr>
           <w:rFonts w:cstheme="minorHAnsi"/>
         </w:rPr>
+        <w:lastRenderedPageBreak/>
         <w:t xml:space="preserve">Estimate your </w:t>
       </w:r>
       <w:r>
@@ -2697,7 +3122,21 @@
         <w:rPr>
           <w:rFonts w:asciiTheme="minorHAnsi" w:hAnsiTheme="minorHAnsi" w:cstheme="minorHAnsi"/>
         </w:rPr>
-        <w:t xml:space="preserve"> (here my executable file is named as pi-mpi.o)</w:t>
+        <w:t xml:space="preserve"> (here my executable file is named as pi-</w:t>
+      </w:r>
+      <w:proofErr w:type="spellStart"/>
+      <w:r>
+        <w:rPr>
+          <w:rFonts w:asciiTheme="minorHAnsi" w:hAnsiTheme="minorHAnsi" w:cstheme="minorHAnsi"/>
+        </w:rPr>
+        <w:t>mpi.o</w:t>
+      </w:r>
+      <w:proofErr w:type="spellEnd"/>
+      <w:r>
+        <w:rPr>
+          <w:rFonts w:asciiTheme="minorHAnsi" w:hAnsiTheme="minorHAnsi" w:cstheme="minorHAnsi"/>
+        </w:rPr>
+        <w:t>)</w:t>
       </w:r>
       <w:r>
         <w:rPr>
@@ -2795,12 +3234,29 @@
     </w:p>
     <w:p>
       <w:pPr>
+        <w:jc w:val="both"/>
+        <w:rPr>
+          <w:rFonts w:asciiTheme="minorHAnsi" w:hAnsiTheme="minorHAnsi" w:cstheme="minorHAnsi"/>
+        </w:rPr>
+      </w:pPr>
+    </w:p>
+    <w:p>
+      <w:pPr>
+        <w:jc w:val="both"/>
+        <w:rPr>
+          <w:rFonts w:asciiTheme="minorHAnsi" w:hAnsiTheme="minorHAnsi" w:cstheme="minorHAnsi"/>
+        </w:rPr>
+      </w:pPr>
+    </w:p>
+    <w:p>
+      <w:pPr>
+        <w:jc w:val="both"/>
         <w:rPr>
           <w:rFonts w:asciiTheme="minorHAnsi" w:hAnsiTheme="minorHAnsi" w:cstheme="minorHAnsi"/>
           <w:b/>
           <w:bCs/>
-          <w:sz w:val="28"/>
-          <w:szCs w:val="28"/>
+          <w:sz w:val="32"/>
+          <w:szCs w:val="32"/>
         </w:rPr>
       </w:pPr>
       <w:r>
@@ -2808,9 +3264,1185 @@
           <w:rFonts w:asciiTheme="minorHAnsi" w:hAnsiTheme="minorHAnsi" w:cstheme="minorHAnsi"/>
           <w:b/>
           <w:bCs/>
-          <w:sz w:val="28"/>
-          <w:szCs w:val="28"/>
-        </w:rPr>
+          <w:sz w:val="32"/>
+          <w:szCs w:val="32"/>
+        </w:rPr>
+        <w:t xml:space="preserve">Part </w:t>
+      </w:r>
+      <w:r>
+        <w:rPr>
+          <w:rFonts w:asciiTheme="minorHAnsi" w:hAnsiTheme="minorHAnsi" w:cstheme="minorHAnsi"/>
+          <w:b/>
+          <w:bCs/>
+          <w:sz w:val="32"/>
+          <w:szCs w:val="32"/>
+        </w:rPr>
+        <w:t>B</w:t>
+      </w:r>
+      <w:r>
+        <w:rPr>
+          <w:rFonts w:asciiTheme="minorHAnsi" w:hAnsiTheme="minorHAnsi" w:cstheme="minorHAnsi"/>
+          <w:b/>
+          <w:bCs/>
+          <w:sz w:val="32"/>
+          <w:szCs w:val="32"/>
+        </w:rPr>
+        <w:t xml:space="preserve"> (50 points):</w:t>
+      </w:r>
+      <w:r>
+        <w:rPr>
+          <w:rFonts w:asciiTheme="minorHAnsi" w:hAnsiTheme="minorHAnsi" w:cstheme="minorHAnsi"/>
+          <w:b/>
+          <w:bCs/>
+          <w:sz w:val="32"/>
+          <w:szCs w:val="32"/>
+        </w:rPr>
+        <w:t xml:space="preserve"> </w:t>
+      </w:r>
+      <w:r>
+        <w:rPr>
+          <w:rFonts w:asciiTheme="minorHAnsi" w:hAnsiTheme="minorHAnsi" w:cstheme="minorHAnsi"/>
+          <w:b/>
+          <w:bCs/>
+          <w:sz w:val="32"/>
+          <w:szCs w:val="32"/>
+        </w:rPr>
+        <w:t>Collective communication</w:t>
+      </w:r>
+    </w:p>
+    <w:p>
+      <w:pPr>
+        <w:jc w:val="both"/>
+        <w:rPr>
+          <w:rFonts w:asciiTheme="minorHAnsi" w:hAnsiTheme="minorHAnsi" w:cstheme="minorHAnsi"/>
+        </w:rPr>
+      </w:pPr>
+    </w:p>
+    <w:p>
+      <w:pPr>
+        <w:ind w:left="360"/>
+        <w:jc w:val="both"/>
+        <w:rPr>
+          <w:rFonts w:asciiTheme="minorHAnsi" w:hAnsiTheme="minorHAnsi" w:cstheme="minorHAnsi"/>
+        </w:rPr>
+      </w:pPr>
+      <w:r>
+        <w:rPr>
+          <w:rFonts w:asciiTheme="minorHAnsi" w:hAnsiTheme="minorHAnsi" w:cstheme="minorHAnsi"/>
+        </w:rPr>
+        <w:t xml:space="preserve">Refactor the same calculation </w:t>
+      </w:r>
+      <w:r>
+        <w:rPr>
+          <w:rFonts w:asciiTheme="minorHAnsi" w:hAnsiTheme="minorHAnsi" w:cstheme="minorHAnsi"/>
+        </w:rPr>
+        <w:t xml:space="preserve">in Part A </w:t>
+      </w:r>
+      <w:r>
+        <w:rPr>
+          <w:rFonts w:asciiTheme="minorHAnsi" w:hAnsiTheme="minorHAnsi" w:cstheme="minorHAnsi"/>
+        </w:rPr>
+        <w:t xml:space="preserve">using </w:t>
+      </w:r>
+      <w:r>
+        <w:rPr>
+          <w:rFonts w:asciiTheme="minorHAnsi" w:hAnsiTheme="minorHAnsi" w:cstheme="minorHAnsi"/>
+        </w:rPr>
+        <w:t xml:space="preserve">MPI </w:t>
+      </w:r>
+      <w:r>
+        <w:rPr>
+          <w:rFonts w:asciiTheme="minorHAnsi" w:hAnsiTheme="minorHAnsi" w:cstheme="minorHAnsi"/>
+        </w:rPr>
+        <w:t xml:space="preserve">collective operations. Your program must use </w:t>
+      </w:r>
+      <w:proofErr w:type="spellStart"/>
+      <w:r>
+        <w:rPr>
+          <w:rFonts w:asciiTheme="minorHAnsi" w:hAnsiTheme="minorHAnsi" w:cstheme="minorHAnsi"/>
+          <w:color w:val="EE0000"/>
+        </w:rPr>
+        <w:t>MPI_Bcast</w:t>
+      </w:r>
+      <w:proofErr w:type="spellEnd"/>
+      <w:r>
+        <w:rPr>
+          <w:rFonts w:asciiTheme="minorHAnsi" w:hAnsiTheme="minorHAnsi" w:cstheme="minorHAnsi"/>
+          <w:color w:val="EE0000"/>
+        </w:rPr>
+        <w:t xml:space="preserve"> </w:t>
+      </w:r>
+      <w:r>
+        <w:rPr>
+          <w:rFonts w:asciiTheme="minorHAnsi" w:hAnsiTheme="minorHAnsi" w:cstheme="minorHAnsi"/>
+        </w:rPr>
+        <w:t>or</w:t>
+      </w:r>
+      <w:r>
+        <w:rPr>
+          <w:rFonts w:asciiTheme="minorHAnsi" w:hAnsiTheme="minorHAnsi" w:cstheme="minorHAnsi"/>
+        </w:rPr>
+        <w:t xml:space="preserve"> </w:t>
+      </w:r>
+      <w:proofErr w:type="spellStart"/>
+      <w:r>
+        <w:rPr>
+          <w:rFonts w:asciiTheme="minorHAnsi" w:hAnsiTheme="minorHAnsi" w:cstheme="minorHAnsi"/>
+          <w:color w:val="EE0000"/>
+        </w:rPr>
+        <w:t>MPI_Reduce</w:t>
+      </w:r>
+      <w:proofErr w:type="spellEnd"/>
+      <w:r>
+        <w:rPr>
+          <w:rFonts w:asciiTheme="minorHAnsi" w:hAnsiTheme="minorHAnsi" w:cstheme="minorHAnsi"/>
+        </w:rPr>
+        <w:t xml:space="preserve">, </w:t>
+      </w:r>
+      <w:r>
+        <w:rPr>
+          <w:rFonts w:asciiTheme="minorHAnsi" w:hAnsiTheme="minorHAnsi" w:cstheme="minorHAnsi"/>
+        </w:rPr>
+        <w:t>or</w:t>
+      </w:r>
+      <w:r>
+        <w:rPr>
+          <w:rFonts w:asciiTheme="minorHAnsi" w:hAnsiTheme="minorHAnsi" w:cstheme="minorHAnsi"/>
+        </w:rPr>
+        <w:t xml:space="preserve"> one additional collective with a meaningful purpose.</w:t>
+      </w:r>
+    </w:p>
+    <w:p>
+      <w:pPr>
+        <w:ind w:left="360"/>
+        <w:jc w:val="both"/>
+        <w:rPr>
+          <w:rFonts w:asciiTheme="minorHAnsi" w:hAnsiTheme="minorHAnsi" w:cstheme="minorHAnsi"/>
+        </w:rPr>
+      </w:pPr>
+    </w:p>
+    <w:p>
+      <w:pPr>
+        <w:ind w:left="360"/>
+        <w:jc w:val="both"/>
+        <w:rPr>
+          <w:rFonts w:asciiTheme="minorHAnsi" w:hAnsiTheme="minorHAnsi" w:cstheme="minorHAnsi"/>
+        </w:rPr>
+      </w:pPr>
+      <w:r>
+        <w:rPr>
+          <w:rFonts w:asciiTheme="minorHAnsi" w:hAnsiTheme="minorHAnsi" w:cstheme="minorHAnsi"/>
+        </w:rPr>
+        <w:t>Use the same value of N for Parts A and B. Choose N large enough that the one-rank run lasts long enough to measure reliably</w:t>
+      </w:r>
+      <w:r>
+        <w:rPr>
+          <w:rFonts w:asciiTheme="minorHAnsi" w:hAnsiTheme="minorHAnsi" w:cstheme="minorHAnsi"/>
+        </w:rPr>
+        <w:t xml:space="preserve">. </w:t>
+      </w:r>
+      <w:r>
+        <w:rPr>
+          <w:rFonts w:asciiTheme="minorHAnsi" w:hAnsiTheme="minorHAnsi" w:cstheme="minorHAnsi"/>
+        </w:rPr>
+        <w:t>Run every configuration three times</w:t>
+      </w:r>
+      <w:r>
+        <w:rPr>
+          <w:rFonts w:asciiTheme="minorHAnsi" w:hAnsiTheme="minorHAnsi" w:cstheme="minorHAnsi"/>
+        </w:rPr>
+        <w:t xml:space="preserve">, </w:t>
+      </w:r>
+      <w:r>
+        <w:rPr>
+          <w:rFonts w:asciiTheme="minorHAnsi" w:hAnsiTheme="minorHAnsi" w:cstheme="minorHAnsi"/>
+        </w:rPr>
+        <w:t>c</w:t>
+      </w:r>
+      <w:r>
+        <w:rPr>
+          <w:rFonts w:asciiTheme="minorHAnsi" w:hAnsiTheme="minorHAnsi" w:cstheme="minorHAnsi"/>
+        </w:rPr>
+        <w:t>alculate the average of the three runs</w:t>
+      </w:r>
+      <w:r>
+        <w:rPr>
+          <w:rFonts w:asciiTheme="minorHAnsi" w:hAnsiTheme="minorHAnsi" w:cstheme="minorHAnsi"/>
+        </w:rPr>
+        <w:t xml:space="preserve">, and compare the performance in part A and B. </w:t>
+      </w:r>
+    </w:p>
+    <w:p>
+      <w:pPr>
+        <w:jc w:val="both"/>
+        <w:rPr>
+          <w:rFonts w:asciiTheme="minorHAnsi" w:hAnsiTheme="minorHAnsi" w:cstheme="minorHAnsi"/>
+        </w:rPr>
+      </w:pPr>
+    </w:p>
+    <w:tbl>
+      <w:tblPr>
+        <w:tblStyle w:val="TableGrid"/>
+        <w:tblW w:w="9005" w:type="dxa"/>
+        <w:tblInd w:w="355" w:type="dxa"/>
+        <w:tblLayout w:type="fixed"/>
+        <w:tblLook w:val="04A0" w:firstRow="1" w:lastRow="0" w:firstColumn="1" w:lastColumn="0" w:noHBand="0" w:noVBand="1"/>
+      </w:tblPr>
+      <w:tblGrid>
+        <w:gridCol w:w="1545"/>
+        <w:gridCol w:w="900"/>
+        <w:gridCol w:w="1500"/>
+        <w:gridCol w:w="1500"/>
+        <w:gridCol w:w="1500"/>
+        <w:gridCol w:w="2060"/>
+      </w:tblGrid>
+      <w:tr>
+        <w:tc>
+          <w:tcPr>
+            <w:tcW w:w="1545" w:type="dxa"/>
+          </w:tcPr>
+          <w:p>
+            <w:pPr>
+              <w:spacing w:line="259" w:lineRule="auto"/>
+              <w:rPr>
+                <w:rFonts w:asciiTheme="minorHAnsi" w:hAnsiTheme="minorHAnsi" w:cstheme="minorHAnsi"/>
+              </w:rPr>
+            </w:pPr>
+            <w:r>
+              <w:rPr>
+                <w:rFonts w:asciiTheme="minorHAnsi" w:hAnsiTheme="minorHAnsi" w:cstheme="minorHAnsi"/>
+                <w:b/>
+                <w:color w:val="17365D"/>
+                <w:sz w:val="17"/>
+              </w:rPr>
+              <w:t>Implementation</w:t>
+            </w:r>
+          </w:p>
+        </w:tc>
+        <w:tc>
+          <w:tcPr>
+            <w:tcW w:w="900" w:type="dxa"/>
+          </w:tcPr>
+          <w:p>
+            <w:pPr>
+              <w:spacing w:line="259" w:lineRule="auto"/>
+              <w:rPr>
+                <w:rFonts w:asciiTheme="minorHAnsi" w:hAnsiTheme="minorHAnsi" w:cstheme="minorHAnsi"/>
+              </w:rPr>
+            </w:pPr>
+            <w:r>
+              <w:rPr>
+                <w:rFonts w:asciiTheme="minorHAnsi" w:hAnsiTheme="minorHAnsi" w:cstheme="minorHAnsi"/>
+                <w:b/>
+                <w:color w:val="17365D"/>
+                <w:sz w:val="17"/>
+              </w:rPr>
+              <w:t>Ranks</w:t>
+            </w:r>
+          </w:p>
+        </w:tc>
+        <w:tc>
+          <w:tcPr>
+            <w:tcW w:w="1500" w:type="dxa"/>
+          </w:tcPr>
+          <w:p>
+            <w:pPr>
+              <w:spacing w:line="259" w:lineRule="auto"/>
+              <w:rPr>
+                <w:rFonts w:asciiTheme="minorHAnsi" w:hAnsiTheme="minorHAnsi" w:cstheme="minorHAnsi"/>
+              </w:rPr>
+            </w:pPr>
+            <w:r>
+              <w:rPr>
+                <w:rFonts w:asciiTheme="minorHAnsi" w:hAnsiTheme="minorHAnsi" w:cstheme="minorHAnsi"/>
+                <w:b/>
+                <w:color w:val="17365D"/>
+                <w:sz w:val="17"/>
+              </w:rPr>
+              <w:t>Run 1</w:t>
+            </w:r>
+          </w:p>
+        </w:tc>
+        <w:tc>
+          <w:tcPr>
+            <w:tcW w:w="1500" w:type="dxa"/>
+          </w:tcPr>
+          <w:p>
+            <w:pPr>
+              <w:spacing w:line="259" w:lineRule="auto"/>
+              <w:rPr>
+                <w:rFonts w:asciiTheme="minorHAnsi" w:hAnsiTheme="minorHAnsi" w:cstheme="minorHAnsi"/>
+              </w:rPr>
+            </w:pPr>
+            <w:r>
+              <w:rPr>
+                <w:rFonts w:asciiTheme="minorHAnsi" w:hAnsiTheme="minorHAnsi" w:cstheme="minorHAnsi"/>
+                <w:b/>
+                <w:color w:val="17365D"/>
+                <w:sz w:val="17"/>
+              </w:rPr>
+              <w:t>Run 2</w:t>
+            </w:r>
+          </w:p>
+        </w:tc>
+        <w:tc>
+          <w:tcPr>
+            <w:tcW w:w="1500" w:type="dxa"/>
+          </w:tcPr>
+          <w:p>
+            <w:pPr>
+              <w:spacing w:line="259" w:lineRule="auto"/>
+              <w:rPr>
+                <w:rFonts w:asciiTheme="minorHAnsi" w:hAnsiTheme="minorHAnsi" w:cstheme="minorHAnsi"/>
+              </w:rPr>
+            </w:pPr>
+            <w:r>
+              <w:rPr>
+                <w:rFonts w:asciiTheme="minorHAnsi" w:hAnsiTheme="minorHAnsi" w:cstheme="minorHAnsi"/>
+                <w:b/>
+                <w:color w:val="17365D"/>
+                <w:sz w:val="17"/>
+              </w:rPr>
+              <w:t>Run 3</w:t>
+            </w:r>
+          </w:p>
+        </w:tc>
+        <w:tc>
+          <w:tcPr>
+            <w:tcW w:w="2060" w:type="dxa"/>
+          </w:tcPr>
+          <w:p>
+            <w:pPr>
+              <w:spacing w:line="259" w:lineRule="auto"/>
+              <w:rPr>
+                <w:rFonts w:asciiTheme="minorHAnsi" w:hAnsiTheme="minorHAnsi" w:cstheme="minorHAnsi"/>
+              </w:rPr>
+            </w:pPr>
+            <w:r>
+              <w:rPr>
+                <w:rFonts w:asciiTheme="minorHAnsi" w:hAnsiTheme="minorHAnsi" w:cstheme="minorHAnsi"/>
+                <w:b/>
+                <w:color w:val="17365D"/>
+                <w:sz w:val="17"/>
+              </w:rPr>
+              <w:t>Average</w:t>
+            </w:r>
+          </w:p>
+        </w:tc>
+      </w:tr>
+      <w:tr>
+        <w:tc>
+          <w:tcPr>
+            <w:tcW w:w="1545" w:type="dxa"/>
+          </w:tcPr>
+          <w:p>
+            <w:pPr>
+              <w:spacing w:line="259" w:lineRule="auto"/>
+              <w:rPr>
+                <w:rFonts w:asciiTheme="minorHAnsi" w:hAnsiTheme="minorHAnsi" w:cstheme="minorHAnsi"/>
+              </w:rPr>
+            </w:pPr>
+            <w:r>
+              <w:rPr>
+                <w:rFonts w:asciiTheme="minorHAnsi" w:hAnsiTheme="minorHAnsi" w:cstheme="minorHAnsi"/>
+                <w:color w:val="20262E"/>
+                <w:sz w:val="17"/>
+              </w:rPr>
+              <w:t>Part A</w:t>
+            </w:r>
+          </w:p>
+        </w:tc>
+        <w:tc>
+          <w:tcPr>
+            <w:tcW w:w="900" w:type="dxa"/>
+          </w:tcPr>
+          <w:p>
+            <w:pPr>
+              <w:spacing w:line="259" w:lineRule="auto"/>
+              <w:rPr>
+                <w:rFonts w:asciiTheme="minorHAnsi" w:hAnsiTheme="minorHAnsi" w:cstheme="minorHAnsi"/>
+              </w:rPr>
+            </w:pPr>
+            <w:r>
+              <w:rPr>
+                <w:rFonts w:asciiTheme="minorHAnsi" w:hAnsiTheme="minorHAnsi" w:cstheme="minorHAnsi"/>
+                <w:color w:val="20262E"/>
+                <w:sz w:val="17"/>
+              </w:rPr>
+              <w:t>1</w:t>
+            </w:r>
+          </w:p>
+        </w:tc>
+        <w:tc>
+          <w:tcPr>
+            <w:tcW w:w="1500" w:type="dxa"/>
+          </w:tcPr>
+          <w:p>
+            <w:pPr>
+              <w:spacing w:line="259" w:lineRule="auto"/>
+              <w:rPr>
+                <w:rFonts w:asciiTheme="minorHAnsi" w:hAnsiTheme="minorHAnsi" w:cstheme="minorHAnsi"/>
+              </w:rPr>
+            </w:pPr>
+          </w:p>
+        </w:tc>
+        <w:tc>
+          <w:tcPr>
+            <w:tcW w:w="1500" w:type="dxa"/>
+          </w:tcPr>
+          <w:p>
+            <w:pPr>
+              <w:spacing w:line="259" w:lineRule="auto"/>
+              <w:rPr>
+                <w:rFonts w:asciiTheme="minorHAnsi" w:hAnsiTheme="minorHAnsi" w:cstheme="minorHAnsi"/>
+              </w:rPr>
+            </w:pPr>
+          </w:p>
+        </w:tc>
+        <w:tc>
+          <w:tcPr>
+            <w:tcW w:w="1500" w:type="dxa"/>
+          </w:tcPr>
+          <w:p>
+            <w:pPr>
+              <w:spacing w:line="259" w:lineRule="auto"/>
+              <w:rPr>
+                <w:rFonts w:asciiTheme="minorHAnsi" w:hAnsiTheme="minorHAnsi" w:cstheme="minorHAnsi"/>
+              </w:rPr>
+            </w:pPr>
+          </w:p>
+        </w:tc>
+        <w:tc>
+          <w:tcPr>
+            <w:tcW w:w="2060" w:type="dxa"/>
+          </w:tcPr>
+          <w:p>
+            <w:pPr>
+              <w:spacing w:line="259" w:lineRule="auto"/>
+              <w:rPr>
+                <w:rFonts w:asciiTheme="minorHAnsi" w:hAnsiTheme="minorHAnsi" w:cstheme="minorHAnsi"/>
+              </w:rPr>
+            </w:pPr>
+          </w:p>
+        </w:tc>
+      </w:tr>
+      <w:tr>
+        <w:tc>
+          <w:tcPr>
+            <w:tcW w:w="1545" w:type="dxa"/>
+          </w:tcPr>
+          <w:p>
+            <w:pPr>
+              <w:spacing w:line="259" w:lineRule="auto"/>
+              <w:rPr>
+                <w:rFonts w:asciiTheme="minorHAnsi" w:hAnsiTheme="minorHAnsi" w:cstheme="minorHAnsi"/>
+              </w:rPr>
+            </w:pPr>
+            <w:r>
+              <w:rPr>
+                <w:rFonts w:asciiTheme="minorHAnsi" w:hAnsiTheme="minorHAnsi" w:cstheme="minorHAnsi"/>
+                <w:color w:val="20262E"/>
+                <w:sz w:val="17"/>
+              </w:rPr>
+              <w:t>Part A</w:t>
+            </w:r>
+          </w:p>
+        </w:tc>
+        <w:tc>
+          <w:tcPr>
+            <w:tcW w:w="900" w:type="dxa"/>
+          </w:tcPr>
+          <w:p>
+            <w:pPr>
+              <w:spacing w:line="259" w:lineRule="auto"/>
+              <w:rPr>
+                <w:rFonts w:asciiTheme="minorHAnsi" w:hAnsiTheme="minorHAnsi" w:cstheme="minorHAnsi"/>
+              </w:rPr>
+            </w:pPr>
+            <w:r>
+              <w:rPr>
+                <w:rFonts w:asciiTheme="minorHAnsi" w:hAnsiTheme="minorHAnsi" w:cstheme="minorHAnsi"/>
+                <w:color w:val="20262E"/>
+                <w:sz w:val="17"/>
+              </w:rPr>
+              <w:t>2</w:t>
+            </w:r>
+          </w:p>
+        </w:tc>
+        <w:tc>
+          <w:tcPr>
+            <w:tcW w:w="1500" w:type="dxa"/>
+          </w:tcPr>
+          <w:p>
+            <w:pPr>
+              <w:spacing w:line="259" w:lineRule="auto"/>
+              <w:rPr>
+                <w:rFonts w:asciiTheme="minorHAnsi" w:hAnsiTheme="minorHAnsi" w:cstheme="minorHAnsi"/>
+              </w:rPr>
+            </w:pPr>
+          </w:p>
+        </w:tc>
+        <w:tc>
+          <w:tcPr>
+            <w:tcW w:w="1500" w:type="dxa"/>
+          </w:tcPr>
+          <w:p>
+            <w:pPr>
+              <w:spacing w:line="259" w:lineRule="auto"/>
+              <w:rPr>
+                <w:rFonts w:asciiTheme="minorHAnsi" w:hAnsiTheme="minorHAnsi" w:cstheme="minorHAnsi"/>
+              </w:rPr>
+            </w:pPr>
+          </w:p>
+        </w:tc>
+        <w:tc>
+          <w:tcPr>
+            <w:tcW w:w="1500" w:type="dxa"/>
+          </w:tcPr>
+          <w:p>
+            <w:pPr>
+              <w:spacing w:line="259" w:lineRule="auto"/>
+              <w:rPr>
+                <w:rFonts w:asciiTheme="minorHAnsi" w:hAnsiTheme="minorHAnsi" w:cstheme="minorHAnsi"/>
+              </w:rPr>
+            </w:pPr>
+          </w:p>
+        </w:tc>
+        <w:tc>
+          <w:tcPr>
+            <w:tcW w:w="2060" w:type="dxa"/>
+          </w:tcPr>
+          <w:p>
+            <w:pPr>
+              <w:spacing w:line="259" w:lineRule="auto"/>
+              <w:rPr>
+                <w:rFonts w:asciiTheme="minorHAnsi" w:hAnsiTheme="minorHAnsi" w:cstheme="minorHAnsi"/>
+              </w:rPr>
+            </w:pPr>
+          </w:p>
+        </w:tc>
+      </w:tr>
+      <w:tr>
+        <w:tc>
+          <w:tcPr>
+            <w:tcW w:w="1545" w:type="dxa"/>
+          </w:tcPr>
+          <w:p>
+            <w:pPr>
+              <w:spacing w:line="259" w:lineRule="auto"/>
+              <w:rPr>
+                <w:rFonts w:asciiTheme="minorHAnsi" w:hAnsiTheme="minorHAnsi" w:cstheme="minorHAnsi"/>
+              </w:rPr>
+            </w:pPr>
+            <w:r>
+              <w:rPr>
+                <w:rFonts w:asciiTheme="minorHAnsi" w:hAnsiTheme="minorHAnsi" w:cstheme="minorHAnsi"/>
+                <w:color w:val="20262E"/>
+                <w:sz w:val="17"/>
+              </w:rPr>
+              <w:t>Part A</w:t>
+            </w:r>
+          </w:p>
+        </w:tc>
+        <w:tc>
+          <w:tcPr>
+            <w:tcW w:w="900" w:type="dxa"/>
+          </w:tcPr>
+          <w:p>
+            <w:pPr>
+              <w:spacing w:line="259" w:lineRule="auto"/>
+              <w:rPr>
+                <w:rFonts w:asciiTheme="minorHAnsi" w:hAnsiTheme="minorHAnsi" w:cstheme="minorHAnsi"/>
+              </w:rPr>
+            </w:pPr>
+            <w:r>
+              <w:rPr>
+                <w:rFonts w:asciiTheme="minorHAnsi" w:hAnsiTheme="minorHAnsi" w:cstheme="minorHAnsi"/>
+                <w:color w:val="20262E"/>
+                <w:sz w:val="17"/>
+              </w:rPr>
+              <w:t>4</w:t>
+            </w:r>
+          </w:p>
+        </w:tc>
+        <w:tc>
+          <w:tcPr>
+            <w:tcW w:w="1500" w:type="dxa"/>
+          </w:tcPr>
+          <w:p>
+            <w:pPr>
+              <w:spacing w:line="259" w:lineRule="auto"/>
+              <w:rPr>
+                <w:rFonts w:asciiTheme="minorHAnsi" w:hAnsiTheme="minorHAnsi" w:cstheme="minorHAnsi"/>
+              </w:rPr>
+            </w:pPr>
+          </w:p>
+        </w:tc>
+        <w:tc>
+          <w:tcPr>
+            <w:tcW w:w="1500" w:type="dxa"/>
+          </w:tcPr>
+          <w:p>
+            <w:pPr>
+              <w:spacing w:line="259" w:lineRule="auto"/>
+              <w:rPr>
+                <w:rFonts w:asciiTheme="minorHAnsi" w:hAnsiTheme="minorHAnsi" w:cstheme="minorHAnsi"/>
+              </w:rPr>
+            </w:pPr>
+          </w:p>
+        </w:tc>
+        <w:tc>
+          <w:tcPr>
+            <w:tcW w:w="1500" w:type="dxa"/>
+          </w:tcPr>
+          <w:p>
+            <w:pPr>
+              <w:spacing w:line="259" w:lineRule="auto"/>
+              <w:rPr>
+                <w:rFonts w:asciiTheme="minorHAnsi" w:hAnsiTheme="minorHAnsi" w:cstheme="minorHAnsi"/>
+              </w:rPr>
+            </w:pPr>
+          </w:p>
+        </w:tc>
+        <w:tc>
+          <w:tcPr>
+            <w:tcW w:w="2060" w:type="dxa"/>
+          </w:tcPr>
+          <w:p>
+            <w:pPr>
+              <w:spacing w:line="259" w:lineRule="auto"/>
+              <w:rPr>
+                <w:rFonts w:asciiTheme="minorHAnsi" w:hAnsiTheme="minorHAnsi" w:cstheme="minorHAnsi"/>
+              </w:rPr>
+            </w:pPr>
+          </w:p>
+        </w:tc>
+      </w:tr>
+      <w:tr>
+        <w:tc>
+          <w:tcPr>
+            <w:tcW w:w="1545" w:type="dxa"/>
+          </w:tcPr>
+          <w:p>
+            <w:pPr>
+              <w:spacing w:line="259" w:lineRule="auto"/>
+              <w:rPr>
+                <w:rFonts w:asciiTheme="minorHAnsi" w:hAnsiTheme="minorHAnsi" w:cstheme="minorHAnsi"/>
+              </w:rPr>
+            </w:pPr>
+            <w:r>
+              <w:rPr>
+                <w:rFonts w:asciiTheme="minorHAnsi" w:hAnsiTheme="minorHAnsi" w:cstheme="minorHAnsi"/>
+                <w:color w:val="20262E"/>
+                <w:sz w:val="17"/>
+              </w:rPr>
+              <w:t>Part A</w:t>
+            </w:r>
+          </w:p>
+        </w:tc>
+        <w:tc>
+          <w:tcPr>
+            <w:tcW w:w="900" w:type="dxa"/>
+          </w:tcPr>
+          <w:p>
+            <w:pPr>
+              <w:spacing w:line="259" w:lineRule="auto"/>
+              <w:rPr>
+                <w:rFonts w:asciiTheme="minorHAnsi" w:hAnsiTheme="minorHAnsi" w:cstheme="minorHAnsi"/>
+              </w:rPr>
+            </w:pPr>
+            <w:r>
+              <w:rPr>
+                <w:rFonts w:asciiTheme="minorHAnsi" w:hAnsiTheme="minorHAnsi" w:cstheme="minorHAnsi"/>
+                <w:color w:val="20262E"/>
+                <w:sz w:val="17"/>
+              </w:rPr>
+              <w:t>8</w:t>
+            </w:r>
+          </w:p>
+        </w:tc>
+        <w:tc>
+          <w:tcPr>
+            <w:tcW w:w="1500" w:type="dxa"/>
+          </w:tcPr>
+          <w:p>
+            <w:pPr>
+              <w:spacing w:line="259" w:lineRule="auto"/>
+              <w:rPr>
+                <w:rFonts w:asciiTheme="minorHAnsi" w:hAnsiTheme="minorHAnsi" w:cstheme="minorHAnsi"/>
+              </w:rPr>
+            </w:pPr>
+          </w:p>
+        </w:tc>
+        <w:tc>
+          <w:tcPr>
+            <w:tcW w:w="1500" w:type="dxa"/>
+          </w:tcPr>
+          <w:p>
+            <w:pPr>
+              <w:spacing w:line="259" w:lineRule="auto"/>
+              <w:rPr>
+                <w:rFonts w:asciiTheme="minorHAnsi" w:hAnsiTheme="minorHAnsi" w:cstheme="minorHAnsi"/>
+              </w:rPr>
+            </w:pPr>
+          </w:p>
+        </w:tc>
+        <w:tc>
+          <w:tcPr>
+            <w:tcW w:w="1500" w:type="dxa"/>
+          </w:tcPr>
+          <w:p>
+            <w:pPr>
+              <w:spacing w:line="259" w:lineRule="auto"/>
+              <w:rPr>
+                <w:rFonts w:asciiTheme="minorHAnsi" w:hAnsiTheme="minorHAnsi" w:cstheme="minorHAnsi"/>
+              </w:rPr>
+            </w:pPr>
+          </w:p>
+        </w:tc>
+        <w:tc>
+          <w:tcPr>
+            <w:tcW w:w="2060" w:type="dxa"/>
+          </w:tcPr>
+          <w:p>
+            <w:pPr>
+              <w:spacing w:line="259" w:lineRule="auto"/>
+              <w:rPr>
+                <w:rFonts w:asciiTheme="minorHAnsi" w:hAnsiTheme="minorHAnsi" w:cstheme="minorHAnsi"/>
+              </w:rPr>
+            </w:pPr>
+          </w:p>
+        </w:tc>
+      </w:tr>
+      <w:tr>
+        <w:tc>
+          <w:tcPr>
+            <w:tcW w:w="1545" w:type="dxa"/>
+          </w:tcPr>
+          <w:p>
+            <w:pPr>
+              <w:spacing w:line="259" w:lineRule="auto"/>
+              <w:rPr>
+                <w:rFonts w:asciiTheme="minorHAnsi" w:hAnsiTheme="minorHAnsi" w:cstheme="minorHAnsi"/>
+              </w:rPr>
+            </w:pPr>
+            <w:r>
+              <w:rPr>
+                <w:rFonts w:asciiTheme="minorHAnsi" w:hAnsiTheme="minorHAnsi" w:cstheme="minorHAnsi"/>
+                <w:color w:val="20262E"/>
+                <w:sz w:val="17"/>
+              </w:rPr>
+              <w:t>Part B</w:t>
+            </w:r>
+          </w:p>
+        </w:tc>
+        <w:tc>
+          <w:tcPr>
+            <w:tcW w:w="900" w:type="dxa"/>
+          </w:tcPr>
+          <w:p>
+            <w:pPr>
+              <w:spacing w:line="259" w:lineRule="auto"/>
+              <w:rPr>
+                <w:rFonts w:asciiTheme="minorHAnsi" w:hAnsiTheme="minorHAnsi" w:cstheme="minorHAnsi"/>
+              </w:rPr>
+            </w:pPr>
+            <w:r>
+              <w:rPr>
+                <w:rFonts w:asciiTheme="minorHAnsi" w:hAnsiTheme="minorHAnsi" w:cstheme="minorHAnsi"/>
+                <w:color w:val="20262E"/>
+                <w:sz w:val="17"/>
+              </w:rPr>
+              <w:t>1</w:t>
+            </w:r>
+          </w:p>
+        </w:tc>
+        <w:tc>
+          <w:tcPr>
+            <w:tcW w:w="1500" w:type="dxa"/>
+          </w:tcPr>
+          <w:p>
+            <w:pPr>
+              <w:spacing w:line="259" w:lineRule="auto"/>
+              <w:rPr>
+                <w:rFonts w:asciiTheme="minorHAnsi" w:hAnsiTheme="minorHAnsi" w:cstheme="minorHAnsi"/>
+              </w:rPr>
+            </w:pPr>
+          </w:p>
+        </w:tc>
+        <w:tc>
+          <w:tcPr>
+            <w:tcW w:w="1500" w:type="dxa"/>
+          </w:tcPr>
+          <w:p>
+            <w:pPr>
+              <w:spacing w:line="259" w:lineRule="auto"/>
+              <w:rPr>
+                <w:rFonts w:asciiTheme="minorHAnsi" w:hAnsiTheme="minorHAnsi" w:cstheme="minorHAnsi"/>
+              </w:rPr>
+            </w:pPr>
+          </w:p>
+        </w:tc>
+        <w:tc>
+          <w:tcPr>
+            <w:tcW w:w="1500" w:type="dxa"/>
+          </w:tcPr>
+          <w:p>
+            <w:pPr>
+              <w:spacing w:line="259" w:lineRule="auto"/>
+              <w:rPr>
+                <w:rFonts w:asciiTheme="minorHAnsi" w:hAnsiTheme="minorHAnsi" w:cstheme="minorHAnsi"/>
+              </w:rPr>
+            </w:pPr>
+          </w:p>
+        </w:tc>
+        <w:tc>
+          <w:tcPr>
+            <w:tcW w:w="2060" w:type="dxa"/>
+          </w:tcPr>
+          <w:p>
+            <w:pPr>
+              <w:spacing w:line="259" w:lineRule="auto"/>
+              <w:rPr>
+                <w:rFonts w:asciiTheme="minorHAnsi" w:hAnsiTheme="minorHAnsi" w:cstheme="minorHAnsi"/>
+              </w:rPr>
+            </w:pPr>
+          </w:p>
+        </w:tc>
+      </w:tr>
+      <w:tr>
+        <w:tc>
+          <w:tcPr>
+            <w:tcW w:w="1545" w:type="dxa"/>
+          </w:tcPr>
+          <w:p>
+            <w:pPr>
+              <w:spacing w:line="259" w:lineRule="auto"/>
+              <w:rPr>
+                <w:rFonts w:asciiTheme="minorHAnsi" w:hAnsiTheme="minorHAnsi" w:cstheme="minorHAnsi"/>
+              </w:rPr>
+            </w:pPr>
+            <w:r>
+              <w:rPr>
+                <w:rFonts w:asciiTheme="minorHAnsi" w:hAnsiTheme="minorHAnsi" w:cstheme="minorHAnsi"/>
+                <w:color w:val="20262E"/>
+                <w:sz w:val="17"/>
+              </w:rPr>
+              <w:t>Part B</w:t>
+            </w:r>
+          </w:p>
+        </w:tc>
+        <w:tc>
+          <w:tcPr>
+            <w:tcW w:w="900" w:type="dxa"/>
+          </w:tcPr>
+          <w:p>
+            <w:pPr>
+              <w:spacing w:line="259" w:lineRule="auto"/>
+              <w:rPr>
+                <w:rFonts w:asciiTheme="minorHAnsi" w:hAnsiTheme="minorHAnsi" w:cstheme="minorHAnsi"/>
+              </w:rPr>
+            </w:pPr>
+            <w:r>
+              <w:rPr>
+                <w:rFonts w:asciiTheme="minorHAnsi" w:hAnsiTheme="minorHAnsi" w:cstheme="minorHAnsi"/>
+                <w:color w:val="20262E"/>
+                <w:sz w:val="17"/>
+              </w:rPr>
+              <w:t>2</w:t>
+            </w:r>
+          </w:p>
+        </w:tc>
+        <w:tc>
+          <w:tcPr>
+            <w:tcW w:w="1500" w:type="dxa"/>
+          </w:tcPr>
+          <w:p>
+            <w:pPr>
+              <w:spacing w:line="259" w:lineRule="auto"/>
+              <w:rPr>
+                <w:rFonts w:asciiTheme="minorHAnsi" w:hAnsiTheme="minorHAnsi" w:cstheme="minorHAnsi"/>
+              </w:rPr>
+            </w:pPr>
+          </w:p>
+        </w:tc>
+        <w:tc>
+          <w:tcPr>
+            <w:tcW w:w="1500" w:type="dxa"/>
+          </w:tcPr>
+          <w:p>
+            <w:pPr>
+              <w:spacing w:line="259" w:lineRule="auto"/>
+              <w:rPr>
+                <w:rFonts w:asciiTheme="minorHAnsi" w:hAnsiTheme="minorHAnsi" w:cstheme="minorHAnsi"/>
+              </w:rPr>
+            </w:pPr>
+          </w:p>
+        </w:tc>
+        <w:tc>
+          <w:tcPr>
+            <w:tcW w:w="1500" w:type="dxa"/>
+          </w:tcPr>
+          <w:p>
+            <w:pPr>
+              <w:spacing w:line="259" w:lineRule="auto"/>
+              <w:rPr>
+                <w:rFonts w:asciiTheme="minorHAnsi" w:hAnsiTheme="minorHAnsi" w:cstheme="minorHAnsi"/>
+              </w:rPr>
+            </w:pPr>
+          </w:p>
+        </w:tc>
+        <w:tc>
+          <w:tcPr>
+            <w:tcW w:w="2060" w:type="dxa"/>
+          </w:tcPr>
+          <w:p>
+            <w:pPr>
+              <w:spacing w:line="259" w:lineRule="auto"/>
+              <w:rPr>
+                <w:rFonts w:asciiTheme="minorHAnsi" w:hAnsiTheme="minorHAnsi" w:cstheme="minorHAnsi"/>
+              </w:rPr>
+            </w:pPr>
+          </w:p>
+        </w:tc>
+      </w:tr>
+      <w:tr>
+        <w:tc>
+          <w:tcPr>
+            <w:tcW w:w="1545" w:type="dxa"/>
+          </w:tcPr>
+          <w:p>
+            <w:pPr>
+              <w:spacing w:line="259" w:lineRule="auto"/>
+              <w:rPr>
+                <w:rFonts w:asciiTheme="minorHAnsi" w:hAnsiTheme="minorHAnsi" w:cstheme="minorHAnsi"/>
+              </w:rPr>
+            </w:pPr>
+            <w:r>
+              <w:rPr>
+                <w:rFonts w:asciiTheme="minorHAnsi" w:hAnsiTheme="minorHAnsi" w:cstheme="minorHAnsi"/>
+                <w:color w:val="20262E"/>
+                <w:sz w:val="17"/>
+              </w:rPr>
+              <w:t>Part B</w:t>
+            </w:r>
+          </w:p>
+        </w:tc>
+        <w:tc>
+          <w:tcPr>
+            <w:tcW w:w="900" w:type="dxa"/>
+          </w:tcPr>
+          <w:p>
+            <w:pPr>
+              <w:spacing w:line="259" w:lineRule="auto"/>
+              <w:rPr>
+                <w:rFonts w:asciiTheme="minorHAnsi" w:hAnsiTheme="minorHAnsi" w:cstheme="minorHAnsi"/>
+              </w:rPr>
+            </w:pPr>
+            <w:r>
+              <w:rPr>
+                <w:rFonts w:asciiTheme="minorHAnsi" w:hAnsiTheme="minorHAnsi" w:cstheme="minorHAnsi"/>
+                <w:color w:val="20262E"/>
+                <w:sz w:val="17"/>
+              </w:rPr>
+              <w:t>4</w:t>
+            </w:r>
+          </w:p>
+        </w:tc>
+        <w:tc>
+          <w:tcPr>
+            <w:tcW w:w="1500" w:type="dxa"/>
+          </w:tcPr>
+          <w:p>
+            <w:pPr>
+              <w:spacing w:line="259" w:lineRule="auto"/>
+              <w:rPr>
+                <w:rFonts w:asciiTheme="minorHAnsi" w:hAnsiTheme="minorHAnsi" w:cstheme="minorHAnsi"/>
+              </w:rPr>
+            </w:pPr>
+          </w:p>
+        </w:tc>
+        <w:tc>
+          <w:tcPr>
+            <w:tcW w:w="1500" w:type="dxa"/>
+          </w:tcPr>
+          <w:p>
+            <w:pPr>
+              <w:spacing w:line="259" w:lineRule="auto"/>
+              <w:rPr>
+                <w:rFonts w:asciiTheme="minorHAnsi" w:hAnsiTheme="minorHAnsi" w:cstheme="minorHAnsi"/>
+              </w:rPr>
+            </w:pPr>
+          </w:p>
+        </w:tc>
+        <w:tc>
+          <w:tcPr>
+            <w:tcW w:w="1500" w:type="dxa"/>
+          </w:tcPr>
+          <w:p>
+            <w:pPr>
+              <w:spacing w:line="259" w:lineRule="auto"/>
+              <w:rPr>
+                <w:rFonts w:asciiTheme="minorHAnsi" w:hAnsiTheme="minorHAnsi" w:cstheme="minorHAnsi"/>
+              </w:rPr>
+            </w:pPr>
+          </w:p>
+        </w:tc>
+        <w:tc>
+          <w:tcPr>
+            <w:tcW w:w="2060" w:type="dxa"/>
+          </w:tcPr>
+          <w:p>
+            <w:pPr>
+              <w:spacing w:line="259" w:lineRule="auto"/>
+              <w:rPr>
+                <w:rFonts w:asciiTheme="minorHAnsi" w:hAnsiTheme="minorHAnsi" w:cstheme="minorHAnsi"/>
+              </w:rPr>
+            </w:pPr>
+          </w:p>
+        </w:tc>
+      </w:tr>
+      <w:tr>
+        <w:tc>
+          <w:tcPr>
+            <w:tcW w:w="1545" w:type="dxa"/>
+          </w:tcPr>
+          <w:p>
+            <w:pPr>
+              <w:spacing w:line="259" w:lineRule="auto"/>
+              <w:rPr>
+                <w:rFonts w:asciiTheme="minorHAnsi" w:hAnsiTheme="minorHAnsi" w:cstheme="minorHAnsi"/>
+              </w:rPr>
+            </w:pPr>
+            <w:r>
+              <w:rPr>
+                <w:rFonts w:asciiTheme="minorHAnsi" w:hAnsiTheme="minorHAnsi" w:cstheme="minorHAnsi"/>
+                <w:color w:val="20262E"/>
+                <w:sz w:val="17"/>
+              </w:rPr>
+              <w:t>Part B</w:t>
+            </w:r>
+          </w:p>
+        </w:tc>
+        <w:tc>
+          <w:tcPr>
+            <w:tcW w:w="900" w:type="dxa"/>
+          </w:tcPr>
+          <w:p>
+            <w:pPr>
+              <w:spacing w:line="259" w:lineRule="auto"/>
+              <w:rPr>
+                <w:rFonts w:asciiTheme="minorHAnsi" w:hAnsiTheme="minorHAnsi" w:cstheme="minorHAnsi"/>
+              </w:rPr>
+            </w:pPr>
+            <w:r>
+              <w:rPr>
+                <w:rFonts w:asciiTheme="minorHAnsi" w:hAnsiTheme="minorHAnsi" w:cstheme="minorHAnsi"/>
+                <w:color w:val="20262E"/>
+                <w:sz w:val="17"/>
+              </w:rPr>
+              <w:t>8</w:t>
+            </w:r>
+          </w:p>
+        </w:tc>
+        <w:tc>
+          <w:tcPr>
+            <w:tcW w:w="1500" w:type="dxa"/>
+          </w:tcPr>
+          <w:p>
+            <w:pPr>
+              <w:spacing w:line="259" w:lineRule="auto"/>
+              <w:rPr>
+                <w:rFonts w:asciiTheme="minorHAnsi" w:hAnsiTheme="minorHAnsi" w:cstheme="minorHAnsi"/>
+              </w:rPr>
+            </w:pPr>
+          </w:p>
+        </w:tc>
+        <w:tc>
+          <w:tcPr>
+            <w:tcW w:w="1500" w:type="dxa"/>
+          </w:tcPr>
+          <w:p>
+            <w:pPr>
+              <w:spacing w:line="259" w:lineRule="auto"/>
+              <w:rPr>
+                <w:rFonts w:asciiTheme="minorHAnsi" w:hAnsiTheme="minorHAnsi" w:cstheme="minorHAnsi"/>
+              </w:rPr>
+            </w:pPr>
+          </w:p>
+        </w:tc>
+        <w:tc>
+          <w:tcPr>
+            <w:tcW w:w="1500" w:type="dxa"/>
+          </w:tcPr>
+          <w:p>
+            <w:pPr>
+              <w:spacing w:line="259" w:lineRule="auto"/>
+              <w:rPr>
+                <w:rFonts w:asciiTheme="minorHAnsi" w:hAnsiTheme="minorHAnsi" w:cstheme="minorHAnsi"/>
+              </w:rPr>
+            </w:pPr>
+          </w:p>
+        </w:tc>
+        <w:tc>
+          <w:tcPr>
+            <w:tcW w:w="2060" w:type="dxa"/>
+          </w:tcPr>
+          <w:p>
+            <w:pPr>
+              <w:spacing w:line="259" w:lineRule="auto"/>
+              <w:rPr>
+                <w:rFonts w:asciiTheme="minorHAnsi" w:hAnsiTheme="minorHAnsi" w:cstheme="minorHAnsi"/>
+              </w:rPr>
+            </w:pPr>
+          </w:p>
+        </w:tc>
+      </w:tr>
+    </w:tbl>
+    <w:p>
+      <w:pPr>
+        <w:jc w:val="both"/>
+        <w:rPr>
+          <w:rFonts w:asciiTheme="minorHAnsi" w:hAnsiTheme="minorHAnsi" w:cstheme="minorHAnsi"/>
+        </w:rPr>
+      </w:pPr>
+    </w:p>
+    <w:p>
+      <w:pPr>
+        <w:jc w:val="both"/>
+        <w:rPr>
+          <w:rFonts w:asciiTheme="minorHAnsi" w:hAnsiTheme="minorHAnsi" w:cstheme="minorHAnsi"/>
+        </w:rPr>
+      </w:pPr>
+    </w:p>
+    <w:p>
+      <w:pPr>
+        <w:jc w:val="both"/>
+        <w:rPr>
+          <w:rFonts w:asciiTheme="minorHAnsi" w:hAnsiTheme="minorHAnsi" w:cstheme="minorHAnsi"/>
+        </w:rPr>
+      </w:pPr>
+    </w:p>
+    <w:p>
+      <w:pPr>
+        <w:jc w:val="both"/>
+        <w:rPr>
+          <w:rFonts w:asciiTheme="minorHAnsi" w:hAnsiTheme="minorHAnsi" w:cstheme="minorHAnsi"/>
+          <w:b/>
+          <w:bCs/>
+          <w:sz w:val="32"/>
+          <w:szCs w:val="32"/>
+        </w:rPr>
+      </w:pPr>
+      <w:r>
+        <w:rPr>
+          <w:rFonts w:asciiTheme="minorHAnsi" w:hAnsiTheme="minorHAnsi" w:cstheme="minorHAnsi"/>
+          <w:b/>
+          <w:bCs/>
+          <w:sz w:val="32"/>
+          <w:szCs w:val="32"/>
+        </w:rPr>
+        <w:lastRenderedPageBreak/>
         <w:t xml:space="preserve">Submitting Assignment </w:t>
       </w:r>
     </w:p>
@@ -2968,7 +4600,7 @@
 </file>
 
 <file path=word/endnotes.xml><?xml version="1.0" encoding="utf-8"?>
-<w:endnotes xmlns:wpc="http://schemas.microsoft.com/office/word/2010/wordprocessingCanvas" xmlns:cx="http://schemas.microsoft.com/office/drawing/2014/chartex" xmlns:cx1="http://schemas.microsoft.com/office/drawing/2015/9/8/chartex" xmlns:cx2="http://schemas.microsoft.com/office/drawing/2015/10/21/chartex" xmlns:cx3="http://schemas.microsoft.com/office/drawing/2016/5/9/chartex" xmlns:cx4="http://schemas.microsoft.com/office/drawing/2016/5/10/chartex" xmlns:cx5="http://schemas.microsoft.com/office/drawing/2016/5/11/chartex" xmlns:cx6="http://schemas.microsoft.com/office/drawing/2016/5/12/chartex" xmlns:cx7="http://schemas.microsoft.com/office/drawing/2016/5/13/chartex" xmlns:cx8="http://schemas.microsoft.com/office/drawing/2016/5/14/chartex" xmlns:mc="http://schemas.openxmlformats.org/markup-compatibility/2006" xmlns:aink="http://schemas.microsoft.com/office/drawing/2016/ink" xmlns:am3d="http://schemas.microsoft.com/office/drawing/2017/model3d" xmlns:o="urn:schemas-microsoft-com:office:office" xmlns:oel="http://schemas.microsoft.com/office/2019/extlst" xmlns:r="http://schemas.openxmlformats.org/officeDocument/2006/relationships" xmlns:m="http://schemas.openxmlformats.org/officeDocument/2006/math" xmlns:v="urn:schemas-microsoft-com:vml" xmlns:wp14="http://schemas.microsoft.com/office/word/2010/wordprocessingDrawing" xmlns:wp="http://schemas.openxmlformats.org/drawingml/2006/wordprocessingDrawing" xmlns:w10="urn:schemas-microsoft-com:office:word" xmlns:w="http://schemas.openxmlformats.org/wordprocessingml/2006/main" xmlns:w14="http://schemas.microsoft.com/office/word/2010/wordml" xmlns:w15="http://schemas.microsoft.com/office/word/2012/wordml" xmlns:w16cex="http://schemas.microsoft.com/office/word/2018/wordml/cex" xmlns:w16cid="http://schemas.microsoft.com/office/word/2016/wordml/cid" xmlns:w16="http://schemas.microsoft.com/office/word/2018/wordml" xmlns:w16du="http://schemas.microsoft.com/office/word/2023/wordml/word16du" xmlns:w16sdtdh="http://schemas.microsoft.com/office/word/2020/wordml/sdtdatahash" xmlns:w16se="http://schemas.microsoft.com/office/word/2015/wordml/symex" xmlns:wpg="http://schemas.microsoft.com/office/word/2010/wordprocessingGroup" xmlns:wpi="http://schemas.microsoft.com/office/word/2010/wordprocessingInk" xmlns:wne="http://schemas.microsoft.com/office/word/2006/wordml" xmlns:wps="http://schemas.microsoft.com/office/word/2010/wordprocessingShape" mc:Ignorable="w14 w15 w16se w16cid w16 w16cex w16sdtdh w16du wp14">
+<w:endnotes xmlns:wpc="http://schemas.microsoft.com/office/word/2010/wordprocessingCanvas" xmlns:cx="http://schemas.microsoft.com/office/drawing/2014/chartex" xmlns:cx1="http://schemas.microsoft.com/office/drawing/2015/9/8/chartex" xmlns:cx2="http://schemas.microsoft.com/office/drawing/2015/10/21/chartex" xmlns:cx3="http://schemas.microsoft.com/office/drawing/2016/5/9/chartex" xmlns:cx4="http://schemas.microsoft.com/office/drawing/2016/5/10/chartex" xmlns:cx5="http://schemas.microsoft.com/office/drawing/2016/5/11/chartex" xmlns:cx6="http://schemas.microsoft.com/office/drawing/2016/5/12/chartex" xmlns:cx7="http://schemas.microsoft.com/office/drawing/2016/5/13/chartex" xmlns:cx8="http://schemas.microsoft.com/office/drawing/2016/5/14/chartex" xmlns:mc="http://schemas.openxmlformats.org/markup-compatibility/2006" xmlns:m="http://schemas.openxmlformats.org/officeDocument/2006/math" xmlns:aink="http://schemas.microsoft.com/office/drawing/2016/ink" xmlns:am3d="http://schemas.microsoft.com/office/drawing/2017/model3d" xmlns:oel="http://schemas.microsoft.com/office/2019/extlst" xmlns:r="http://schemas.openxmlformats.org/officeDocument/2006/relationships" xmlns:wp14="http://schemas.microsoft.com/office/word/2010/wordprocessingDrawing" xmlns:wp="http://schemas.openxmlformats.org/drawingml/2006/wordprocessingDrawing" xmlns:wpg="http://schemas.microsoft.com/office/word/2010/wordprocessingGroup" xmlns:wpi="http://schemas.microsoft.com/office/word/2010/wordprocessingInk" xmlns:wps="http://schemas.microsoft.com/office/word/2010/wordprocessingShape" xmlns:o="urn:schemas-microsoft-com:office:office" xmlns:v="urn:schemas-microsoft-com:vml" xmlns:w10="urn:schemas-microsoft-com:office:word" xmlns:w="http://schemas.openxmlformats.org/wordprocessingml/2006/main" xmlns:w14="http://schemas.microsoft.com/office/word/2010/wordml" xmlns:w15="http://schemas.microsoft.com/office/word/2012/wordml" xmlns:w16cex="http://schemas.microsoft.com/office/word/2018/wordml/cex" xmlns:w16cid="http://schemas.microsoft.com/office/word/2016/wordml/cid" xmlns:w16="http://schemas.microsoft.com/office/word/2018/wordml" xmlns:w16sdtdh="http://schemas.microsoft.com/office/word/2020/wordml/sdtdatahash" xmlns:w16sdtfl="http://schemas.microsoft.com/office/word/2024/wordml/sdtformatlock" xmlns:w16se="http://schemas.microsoft.com/office/word/2015/wordml/symex" xmlns:w16du="http://schemas.microsoft.com/office/word/2023/wordml/word16du" xmlns:wne="http://schemas.microsoft.com/office/word/2006/wordml" mc:Ignorable="w14 w15 w16se w16cid w16 w16cex w16sdtdh w16sdtfl w16du wp14">
   <w:endnote w:type="separator" w:id="-1">
     <w:p>
       <w:r>
@@ -2987,7 +4619,7 @@
 </file>
 
 <file path=word/footnotes.xml><?xml version="1.0" encoding="utf-8"?>
-<w:footnotes xmlns:wpc="http://schemas.microsoft.com/office/word/2010/wordprocessingCanvas" xmlns:cx="http://schemas.microsoft.com/office/drawing/2014/chartex" xmlns:cx1="http://schemas.microsoft.com/office/drawing/2015/9/8/chartex" xmlns:cx2="http://schemas.microsoft.com/office/drawing/2015/10/21/chartex" xmlns:cx3="http://schemas.microsoft.com/office/drawing/2016/5/9/chartex" xmlns:cx4="http://schemas.microsoft.com/office/drawing/2016/5/10/chartex" xmlns:cx5="http://schemas.microsoft.com/office/drawing/2016/5/11/chartex" xmlns:cx6="http://schemas.microsoft.com/office/drawing/2016/5/12/chartex" xmlns:cx7="http://schemas.microsoft.com/office/drawing/2016/5/13/chartex" xmlns:cx8="http://schemas.microsoft.com/office/drawing/2016/5/14/chartex" xmlns:mc="http://schemas.openxmlformats.org/markup-compatibility/2006" xmlns:aink="http://schemas.microsoft.com/office/drawing/2016/ink" xmlns:am3d="http://schemas.microsoft.com/office/drawing/2017/model3d" xmlns:o="urn:schemas-microsoft-com:office:office" xmlns:oel="http://schemas.microsoft.com/office/2019/extlst" xmlns:r="http://schemas.openxmlformats.org/officeDocument/2006/relationships" xmlns:m="http://schemas.openxmlformats.org/officeDocument/2006/math" xmlns:v="urn:schemas-microsoft-com:vml" xmlns:wp14="http://schemas.microsoft.com/office/word/2010/wordprocessingDrawing" xmlns:wp="http://schemas.openxmlformats.org/drawingml/2006/wordprocessingDrawing" xmlns:w10="urn:schemas-microsoft-com:office:word" xmlns:w="http://schemas.openxmlformats.org/wordprocessingml/2006/main" xmlns:w14="http://schemas.microsoft.com/office/word/2010/wordml" xmlns:w15="http://schemas.microsoft.com/office/word/2012/wordml" xmlns:w16cex="http://schemas.microsoft.com/office/word/2018/wordml/cex" xmlns:w16cid="http://schemas.microsoft.com/office/word/2016/wordml/cid" xmlns:w16="http://schemas.microsoft.com/office/word/2018/wordml" xmlns:w16du="http://schemas.microsoft.com/office/word/2023/wordml/word16du" xmlns:w16sdtdh="http://schemas.microsoft.com/office/word/2020/wordml/sdtdatahash" xmlns:w16se="http://schemas.microsoft.com/office/word/2015/wordml/symex" xmlns:wpg="http://schemas.microsoft.com/office/word/2010/wordprocessingGroup" xmlns:wpi="http://schemas.microsoft.com/office/word/2010/wordprocessingInk" xmlns:wne="http://schemas.microsoft.com/office/word/2006/wordml" xmlns:wps="http://schemas.microsoft.com/office/word/2010/wordprocessingShape" mc:Ignorable="w14 w15 w16se w16cid w16 w16cex w16sdtdh w16du wp14">
+<w:footnotes xmlns:wpc="http://schemas.microsoft.com/office/word/2010/wordprocessingCanvas" xmlns:cx="http://schemas.microsoft.com/office/drawing/2014/chartex" xmlns:cx1="http://schemas.microsoft.com/office/drawing/2015/9/8/chartex" xmlns:cx2="http://schemas.microsoft.com/office/drawing/2015/10/21/chartex" xmlns:cx3="http://schemas.microsoft.com/office/drawing/2016/5/9/chartex" xmlns:cx4="http://schemas.microsoft.com/office/drawing/2016/5/10/chartex" xmlns:cx5="http://schemas.microsoft.com/office/drawing/2016/5/11/chartex" xmlns:cx6="http://schemas.microsoft.com/office/drawing/2016/5/12/chartex" xmlns:cx7="http://schemas.microsoft.com/office/drawing/2016/5/13/chartex" xmlns:cx8="http://schemas.microsoft.com/office/drawing/2016/5/14/chartex" xmlns:mc="http://schemas.openxmlformats.org/markup-compatibility/2006" xmlns:m="http://schemas.openxmlformats.org/officeDocument/2006/math" xmlns:aink="http://schemas.microsoft.com/office/drawing/2016/ink" xmlns:am3d="http://schemas.microsoft.com/office/drawing/2017/model3d" xmlns:oel="http://schemas.microsoft.com/office/2019/extlst" xmlns:r="http://schemas.openxmlformats.org/officeDocument/2006/relationships" xmlns:wp14="http://schemas.microsoft.com/office/word/2010/wordprocessingDrawing" xmlns:wp="http://schemas.openxmlformats.org/drawingml/2006/wordprocessingDrawing" xmlns:wpg="http://schemas.microsoft.com/office/word/2010/wordprocessingGroup" xmlns:wpi="http://schemas.microsoft.com/office/word/2010/wordprocessingInk" xmlns:wps="http://schemas.microsoft.com/office/word/2010/wordprocessingShape" xmlns:o="urn:schemas-microsoft-com:office:office" xmlns:v="urn:schemas-microsoft-com:vml" xmlns:w10="urn:schemas-microsoft-com:office:word" xmlns:w="http://schemas.openxmlformats.org/wordprocessingml/2006/main" xmlns:w14="http://schemas.microsoft.com/office/word/2010/wordml" xmlns:w15="http://schemas.microsoft.com/office/word/2012/wordml" xmlns:w16cex="http://schemas.microsoft.com/office/word/2018/wordml/cex" xmlns:w16cid="http://schemas.microsoft.com/office/word/2016/wordml/cid" xmlns:w16="http://schemas.microsoft.com/office/word/2018/wordml" xmlns:w16sdtdh="http://schemas.microsoft.com/office/word/2020/wordml/sdtdatahash" xmlns:w16sdtfl="http://schemas.microsoft.com/office/word/2024/wordml/sdtformatlock" xmlns:w16se="http://schemas.microsoft.com/office/word/2015/wordml/symex" xmlns:w16du="http://schemas.microsoft.com/office/word/2023/wordml/word16du" xmlns:wne="http://schemas.microsoft.com/office/word/2006/wordml" mc:Ignorable="w14 w15 w16se w16cid w16 w16cex w16sdtdh w16sdtfl w16du wp14">
   <w:footnote w:type="separator" w:id="-1">
     <w:p>
       <w:r>
@@ -3006,7 +4638,7 @@
 </file>
 
 <file path=word/numbering.xml><?xml version="1.0" encoding="utf-8"?>
-<w:numbering xmlns:wpc="http://schemas.microsoft.com/office/word/2010/wordprocessingCanvas" xmlns:cx="http://schemas.microsoft.com/office/drawing/2014/chartex" xmlns:cx1="http://schemas.microsoft.com/office/drawing/2015/9/8/chartex" xmlns:cx2="http://schemas.microsoft.com/office/drawing/2015/10/21/chartex" xmlns:cx3="http://schemas.microsoft.com/office/drawing/2016/5/9/chartex" xmlns:cx4="http://schemas.microsoft.com/office/drawing/2016/5/10/chartex" xmlns:cx5="http://schemas.microsoft.com/office/drawing/2016/5/11/chartex" xmlns:cx6="http://schemas.microsoft.com/office/drawing/2016/5/12/chartex" xmlns:cx7="http://schemas.microsoft.com/office/drawing/2016/5/13/chartex" xmlns:cx8="http://schemas.microsoft.com/office/drawing/2016/5/14/chartex" xmlns:mc="http://schemas.openxmlformats.org/markup-compatibility/2006" xmlns:aink="http://schemas.microsoft.com/office/drawing/2016/ink" xmlns:am3d="http://schemas.microsoft.com/office/drawing/2017/model3d" xmlns:o="urn:schemas-microsoft-com:office:office" xmlns:oel="http://schemas.microsoft.com/office/2019/extlst" xmlns:r="http://schemas.openxmlformats.org/officeDocument/2006/relationships" xmlns:m="http://schemas.openxmlformats.org/officeDocument/2006/math" xmlns:v="urn:schemas-microsoft-com:vml" xmlns:wp14="http://schemas.microsoft.com/office/word/2010/wordprocessingDrawing" xmlns:wp="http://schemas.openxmlformats.org/drawingml/2006/wordprocessingDrawing" xmlns:w10="urn:schemas-microsoft-com:office:word" xmlns:w="http://schemas.openxmlformats.org/wordprocessingml/2006/main" xmlns:w14="http://schemas.microsoft.com/office/word/2010/wordml" xmlns:w15="http://schemas.microsoft.com/office/word/2012/wordml" xmlns:w16cex="http://schemas.microsoft.com/office/word/2018/wordml/cex" xmlns:w16cid="http://schemas.microsoft.com/office/word/2016/wordml/cid" xmlns:w16="http://schemas.microsoft.com/office/word/2018/wordml" xmlns:w16du="http://schemas.microsoft.com/office/word/2023/wordml/word16du" xmlns:w16sdtdh="http://schemas.microsoft.com/office/word/2020/wordml/sdtdatahash" xmlns:w16se="http://schemas.microsoft.com/office/word/2015/wordml/symex" xmlns:wpg="http://schemas.microsoft.com/office/word/2010/wordprocessingGroup" xmlns:wpi="http://schemas.microsoft.com/office/word/2010/wordprocessingInk" xmlns:wne="http://schemas.microsoft.com/office/word/2006/wordml" xmlns:wps="http://schemas.microsoft.com/office/word/2010/wordprocessingShape" mc:Ignorable="w14 w15 w16se w16cid w16 w16cex w16sdtdh w16du wp14">
+<w:numbering xmlns:wpc="http://schemas.microsoft.com/office/word/2010/wordprocessingCanvas" xmlns:cx="http://schemas.microsoft.com/office/drawing/2014/chartex" xmlns:cx1="http://schemas.microsoft.com/office/drawing/2015/9/8/chartex" xmlns:cx2="http://schemas.microsoft.com/office/drawing/2015/10/21/chartex" xmlns:cx3="http://schemas.microsoft.com/office/drawing/2016/5/9/chartex" xmlns:cx4="http://schemas.microsoft.com/office/drawing/2016/5/10/chartex" xmlns:cx5="http://schemas.microsoft.com/office/drawing/2016/5/11/chartex" xmlns:cx6="http://schemas.microsoft.com/office/drawing/2016/5/12/chartex" xmlns:cx7="http://schemas.microsoft.com/office/drawing/2016/5/13/chartex" xmlns:cx8="http://schemas.microsoft.com/office/drawing/2016/5/14/chartex" xmlns:mc="http://schemas.openxmlformats.org/markup-compatibility/2006" xmlns:m="http://schemas.openxmlformats.org/officeDocument/2006/math" xmlns:aink="http://schemas.microsoft.com/office/drawing/2016/ink" xmlns:am3d="http://schemas.microsoft.com/office/drawing/2017/model3d" xmlns:oel="http://schemas.microsoft.com/office/2019/extlst" xmlns:r="http://schemas.openxmlformats.org/officeDocument/2006/relationships" xmlns:wp14="http://schemas.microsoft.com/office/word/2010/wordprocessingDrawing" xmlns:wp="http://schemas.openxmlformats.org/drawingml/2006/wordprocessingDrawing" xmlns:wpg="http://schemas.microsoft.com/office/word/2010/wordprocessingGroup" xmlns:wpi="http://schemas.microsoft.com/office/word/2010/wordprocessingInk" xmlns:wps="http://schemas.microsoft.com/office/word/2010/wordprocessingShape" xmlns:o="urn:schemas-microsoft-com:office:office" xmlns:v="urn:schemas-microsoft-com:vml" xmlns:w10="urn:schemas-microsoft-com:office:word" xmlns:w="http://schemas.openxmlformats.org/wordprocessingml/2006/main" xmlns:w14="http://schemas.microsoft.com/office/word/2010/wordml" xmlns:w15="http://schemas.microsoft.com/office/word/2012/wordml" xmlns:w16cex="http://schemas.microsoft.com/office/word/2018/wordml/cex" xmlns:w16cid="http://schemas.microsoft.com/office/word/2016/wordml/cid" xmlns:w16="http://schemas.microsoft.com/office/word/2018/wordml" xmlns:w16sdtdh="http://schemas.microsoft.com/office/word/2020/wordml/sdtdatahash" xmlns:w16sdtfl="http://schemas.microsoft.com/office/word/2024/wordml/sdtformatlock" xmlns:w16se="http://schemas.microsoft.com/office/word/2015/wordml/symex" xmlns:w16du="http://schemas.microsoft.com/office/word/2023/wordml/word16du" xmlns:wne="http://schemas.microsoft.com/office/word/2006/wordml" mc:Ignorable="w14 w15 w16se w16cid w16 w16cex w16sdtdh w16sdtfl w16du wp14">
   <w:abstractNum w:abstractNumId="0" w15:restartNumberingAfterBreak="0">
     <w:nsid w:val="278B4249"/>
     <w:multiLevelType w:val="hybridMultilevel"/>
@@ -3379,7 +5011,7 @@
 </file>
 
 <file path=word/styles.xml><?xml version="1.0" encoding="utf-8"?>
-<w:styles xmlns:mc="http://schemas.openxmlformats.org/markup-compatibility/2006" xmlns:r="http://schemas.openxmlformats.org/officeDocument/2006/relationships" xmlns:w="http://schemas.openxmlformats.org/wordprocessingml/2006/main" xmlns:w14="http://schemas.microsoft.com/office/word/2010/wordml" xmlns:w15="http://schemas.microsoft.com/office/word/2012/wordml" xmlns:w16cex="http://schemas.microsoft.com/office/word/2018/wordml/cex" xmlns:w16cid="http://schemas.microsoft.com/office/word/2016/wordml/cid" xmlns:w16="http://schemas.microsoft.com/office/word/2018/wordml" xmlns:w16du="http://schemas.microsoft.com/office/word/2023/wordml/word16du" xmlns:w16sdtdh="http://schemas.microsoft.com/office/word/2020/wordml/sdtdatahash" xmlns:w16se="http://schemas.microsoft.com/office/word/2015/wordml/symex" mc:Ignorable="w14 w15 w16se w16cid w16 w16cex w16sdtdh w16du">
+<w:styles xmlns:mc="http://schemas.openxmlformats.org/markup-compatibility/2006" xmlns:r="http://schemas.openxmlformats.org/officeDocument/2006/relationships" xmlns:w="http://schemas.openxmlformats.org/wordprocessingml/2006/main" xmlns:w14="http://schemas.microsoft.com/office/word/2010/wordml" xmlns:w15="http://schemas.microsoft.com/office/word/2012/wordml" xmlns:w16cex="http://schemas.microsoft.com/office/word/2018/wordml/cex" xmlns:w16cid="http://schemas.microsoft.com/office/word/2016/wordml/cid" xmlns:w16="http://schemas.microsoft.com/office/word/2018/wordml" xmlns:w16sdtdh="http://schemas.microsoft.com/office/word/2020/wordml/sdtdatahash" xmlns:w16sdtfl="http://schemas.microsoft.com/office/word/2024/wordml/sdtformatlock" xmlns:w16se="http://schemas.microsoft.com/office/word/2015/wordml/symex" xmlns:w16du="http://schemas.microsoft.com/office/word/2023/wordml/word16du" mc:Ignorable="w14 w15 w16se w16cid w16 w16cex w16sdtdh w16sdtfl w16du">
   <w:docDefaults>
     <w:rPrDefault>
       <w:rPr>
@@ -3996,6 +5628,22 @@
       <w:color w:val="808080"/>
     </w:rPr>
   </w:style>
+  <w:style w:type="table" w:styleId="TableGrid">
+    <w:name w:val="Table Grid"/>
+    <w:basedOn w:val="TableNormal"/>
+    <w:uiPriority w:val="39"/>
+    <w:rsid w:val="00454A9E"/>
+    <w:tblPr>
+      <w:tblBorders>
+        <w:top w:val="single" w:sz="4" w:space="0" w:color="auto"/>
+        <w:left w:val="single" w:sz="4" w:space="0" w:color="auto"/>
+        <w:bottom w:val="single" w:sz="4" w:space="0" w:color="auto"/>
+        <w:right w:val="single" w:sz="4" w:space="0" w:color="auto"/>
+        <w:insideH w:val="single" w:sz="4" w:space="0" w:color="auto"/>
+        <w:insideV w:val="single" w:sz="4" w:space="0" w:color="auto"/>
+      </w:tblBorders>
+    </w:tblPr>
+  </w:style>
 </w:styles>
 </file>
 
